--- a/docs/04_RankUp_Students_QA.docx
+++ b/docs/04_RankUp_Students_QA.docx
@@ -26,7 +26,7 @@
           <w:sz w:val="22"/>
           <w:szCs w:val="22"/>
         </w:rPr>
-        <w:t xml:space="preserve">Student identity, registration, directory, quizzes, rankings, dashboards, school change, parent links, and known gaps — as implemented.</w:t>
+        <w:t xml:space="preserve">Student identity, registration, directory, quizzes, rankings, dashboards, school change, parent links, parent child groups, and known gaps — as implemented.</w:t>
       </w:r>
     </w:p>
     <w:p>
@@ -38,7 +38,7 @@
           <w:sz w:val="22"/>
           <w:szCs w:val="22"/>
         </w:rPr>
-        <w:t xml:space="preserve">Version: current codebase · Date: 16 Aug 2026</w:t>
+        <w:t xml:space="preserve">Version: current codebase · Date: 23 Aug 2026</w:t>
       </w:r>
     </w:p>
     <w:p>
@@ -1831,21 +1831,6 @@
     </w:tbl>
     <w:p>
       <w:pPr>
-        <w:pStyle w:val="Heading1"/>
-        <w:spacing w:after="120" w:before="240"/>
-      </w:pPr>
-      <w:r>
-        <w:rPr>
-          <w:b/>
-          <w:bCs/>
-          <w:sz w:val="32"/>
-          <w:szCs w:val="32"/>
-        </w:rPr>
-        <w:t xml:space="preserve">5. Quizzes (student take flow)</w:t>
-      </w:r>
-    </w:p>
-    <w:p>
-      <w:pPr>
         <w:pStyle w:val="Heading2"/>
         <w:spacing w:after="120" w:before="240"/>
       </w:pPr>
@@ -1857,7 +1842,19 @@
           <w:sz w:val="26"/>
           <w:szCs w:val="26"/>
         </w:rPr>
-        <w:t xml:space="preserve">5.1 Student-callable APIs</w:t>
+        <w:t xml:space="preserve">4.1 Parent child groups</w:t>
+      </w:r>
+    </w:p>
+    <w:p>
+      <w:pPr>
+        <w:spacing w:after="120"/>
+      </w:pPr>
+      <w:r>
+        <w:rPr>
+          <w:sz w:val="22"/>
+          <w:szCs w:val="22"/>
+        </w:rPr>
+        <w:t xml:space="preserve">Parents can group linked children and later assign a published quiz to the whole group. Same student_groups model as Teacher/Coordinator groups.</w:t>
       </w:r>
     </w:p>
     <w:tbl>
@@ -1889,7 +1886,7 @@
                 <w:sz w:val="18"/>
                 <w:szCs w:val="18"/>
               </w:rPr>
-              <w:t xml:space="preserve">Endpoint</w:t>
+              <w:t xml:space="preserve">Endpoint / topic</w:t>
             </w:r>
           </w:p>
         </w:tc>
@@ -1923,232 +1920,349 @@
                 <w:sz w:val="18"/>
                 <w:szCs w:val="18"/>
               </w:rPr>
-              <w:t xml:space="preserve">GET /quizzes</w:t>
-            </w:r>
-          </w:p>
-        </w:tc>
-        <w:tc>
-          <w:tcPr>
-            <w:tcW w:type="dxa" w:w="2400"/>
-          </w:tcPr>
-          <w:p>
-            <w:r>
-              <w:rPr>
-                <w:b w:val="false"/>
-                <w:bCs w:val="false"/>
-                <w:sz w:val="18"/>
-                <w:szCs w:val="18"/>
-              </w:rPr>
-              <w:t xml:space="preserve">Assigned quizzes for the student</w:t>
-            </w:r>
-          </w:p>
-        </w:tc>
-      </w:tr>
-      <w:tr>
-        <w:tc>
-          <w:tcPr>
-            <w:tcW w:type="dxa" w:w="2400"/>
-          </w:tcPr>
-          <w:p>
-            <w:r>
-              <w:rPr>
-                <w:b w:val="false"/>
-                <w:bCs w:val="false"/>
-                <w:sz w:val="18"/>
-                <w:szCs w:val="18"/>
-              </w:rPr>
-              <w:t xml:space="preserve">GET /quizzes/{quizId}</w:t>
-            </w:r>
-          </w:p>
-        </w:tc>
-        <w:tc>
-          <w:tcPr>
-            <w:tcW w:type="dxa" w:w="2400"/>
-          </w:tcPr>
-          <w:p>
-            <w:r>
-              <w:rPr>
-                <w:b w:val="false"/>
-                <w:bCs w:val="false"/>
-                <w:sz w:val="18"/>
-                <w:szCs w:val="18"/>
-              </w:rPr>
-              <w:t xml:space="preserve">Detail if assigned</w:t>
-            </w:r>
-          </w:p>
-        </w:tc>
-      </w:tr>
-      <w:tr>
-        <w:tc>
-          <w:tcPr>
-            <w:tcW w:type="dxa" w:w="2400"/>
-          </w:tcPr>
-          <w:p>
-            <w:r>
-              <w:rPr>
-                <w:b w:val="false"/>
-                <w:bCs w:val="false"/>
-                <w:sz w:val="18"/>
-                <w:szCs w:val="18"/>
-              </w:rPr>
-              <w:t xml:space="preserve">POST /quizzes/{quizId}/attempts</w:t>
-            </w:r>
-          </w:p>
-        </w:tc>
-        <w:tc>
-          <w:tcPr>
-            <w:tcW w:type="dxa" w:w="2400"/>
-          </w:tcPr>
-          <w:p>
-            <w:r>
-              <w:rPr>
-                <w:b w:val="false"/>
-                <w:bCs w:val="false"/>
-                <w:sz w:val="18"/>
-                <w:szCs w:val="18"/>
-              </w:rPr>
-              <w:t xml:space="preserve">Start/resume; Student only; deviceId required</w:t>
-            </w:r>
-          </w:p>
-        </w:tc>
-      </w:tr>
-      <w:tr>
-        <w:tc>
-          <w:tcPr>
-            <w:tcW w:type="dxa" w:w="2400"/>
-          </w:tcPr>
-          <w:p>
-            <w:r>
-              <w:rPr>
-                <w:b w:val="false"/>
-                <w:bCs w:val="false"/>
-                <w:sz w:val="18"/>
-                <w:szCs w:val="18"/>
-              </w:rPr>
-              <w:t xml:space="preserve">PUT .../attempts/{id}/draft</w:t>
-            </w:r>
-          </w:p>
-        </w:tc>
-        <w:tc>
-          <w:tcPr>
-            <w:tcW w:type="dxa" w:w="2400"/>
-          </w:tcPr>
-          <w:p>
-            <w:r>
-              <w:rPr>
-                <w:b w:val="false"/>
-                <w:bCs w:val="false"/>
-                <w:sz w:val="18"/>
-                <w:szCs w:val="18"/>
-              </w:rPr>
-              <w:t xml:space="preserve">Save draft; optional offline sync fields</w:t>
-            </w:r>
-          </w:p>
-        </w:tc>
-      </w:tr>
-      <w:tr>
-        <w:tc>
-          <w:tcPr>
-            <w:tcW w:type="dxa" w:w="2400"/>
-          </w:tcPr>
-          <w:p>
-            <w:r>
-              <w:rPr>
-                <w:b w:val="false"/>
-                <w:bCs w:val="false"/>
-                <w:sz w:val="18"/>
-                <w:szCs w:val="18"/>
-              </w:rPr>
-              <w:t xml:space="preserve">POST .../attempts/{id}/submit</w:t>
-            </w:r>
-          </w:p>
-        </w:tc>
-        <w:tc>
-          <w:tcPr>
-            <w:tcW w:type="dxa" w:w="2400"/>
-          </w:tcPr>
-          <w:p>
-            <w:r>
-              <w:rPr>
-                <w:b w:val="false"/>
-                <w:bCs w:val="false"/>
-                <w:sz w:val="18"/>
-                <w:szCs w:val="18"/>
-              </w:rPr>
-              <w:t xml:space="preserve">Submit + score</w:t>
-            </w:r>
-          </w:p>
-        </w:tc>
-      </w:tr>
-      <w:tr>
-        <w:tc>
-          <w:tcPr>
-            <w:tcW w:type="dxa" w:w="2400"/>
-          </w:tcPr>
-          <w:p>
-            <w:r>
-              <w:rPr>
-                <w:b w:val="false"/>
-                <w:bCs w:val="false"/>
-                <w:sz w:val="18"/>
-                <w:szCs w:val="18"/>
-              </w:rPr>
-              <w:t xml:space="preserve">POST .../attempts/{id}/sync</w:t>
-            </w:r>
-          </w:p>
-        </w:tc>
-        <w:tc>
-          <w:tcPr>
-            <w:tcW w:type="dxa" w:w="2400"/>
-          </w:tcPr>
-          <w:p>
-            <w:r>
-              <w:rPr>
-                <w:b w:val="false"/>
-                <w:bCs w:val="false"/>
-                <w:sz w:val="18"/>
-                <w:szCs w:val="18"/>
-              </w:rPr>
-              <w:t xml:space="preserve">Offline replay; idempotent clientSyncId</w:t>
-            </w:r>
-          </w:p>
-        </w:tc>
-      </w:tr>
-      <w:tr>
-        <w:tc>
-          <w:tcPr>
-            <w:tcW w:type="dxa" w:w="2400"/>
-          </w:tcPr>
-          <w:p>
-            <w:r>
-              <w:rPr>
-                <w:b w:val="false"/>
-                <w:bCs w:val="false"/>
-                <w:sz w:val="18"/>
-                <w:szCs w:val="18"/>
-              </w:rPr>
-              <w:t xml:space="preserve">GET .../attempts/{id}/result</w:t>
-            </w:r>
-          </w:p>
-        </w:tc>
-        <w:tc>
-          <w:tcPr>
-            <w:tcW w:type="dxa" w:w="2400"/>
-          </w:tcPr>
-          <w:p>
-            <w:r>
-              <w:rPr>
-                <w:b w:val="false"/>
-                <w:bCs w:val="false"/>
-                <w:sz w:val="18"/>
-                <w:szCs w:val="18"/>
-              </w:rPr>
-              <w:t xml:space="preserve">Own result (Parent may view linked child)</w:t>
+              <w:t xml:space="preserve">Storage</w:t>
+            </w:r>
+          </w:p>
+        </w:tc>
+        <w:tc>
+          <w:tcPr>
+            <w:tcW w:type="dxa" w:w="2400"/>
+          </w:tcPr>
+          <w:p>
+            <w:r>
+              <w:rPr>
+                <w:b w:val="false"/>
+                <w:bCs w:val="false"/>
+                <w:sz w:val="18"/>
+                <w:szCs w:val="18"/>
+              </w:rPr>
+              <w:t xml:space="preserve">Reuse student_groups + student_group_members. creator_role = Parent (2013). referral_id = parent user id. Do not add a separate parent_group table.</w:t>
+            </w:r>
+          </w:p>
+        </w:tc>
+      </w:tr>
+      <w:tr>
+        <w:tc>
+          <w:tcPr>
+            <w:tcW w:type="dxa" w:w="2400"/>
+          </w:tcPr>
+          <w:p>
+            <w:r>
+              <w:rPr>
+                <w:b w:val="false"/>
+                <w:bCs w:val="false"/>
+                <w:sz w:val="18"/>
+                <w:szCs w:val="18"/>
+              </w:rPr>
+              <w:t xml:space="preserve">GET /parents/me/groups</w:t>
+            </w:r>
+          </w:p>
+        </w:tc>
+        <w:tc>
+          <w:tcPr>
+            <w:tcW w:type="dxa" w:w="2400"/>
+          </w:tcPr>
+          <w:p>
+            <w:r>
+              <w:rPr>
+                <w:b w:val="false"/>
+                <w:bCs w:val="false"/>
+                <w:sz w:val="18"/>
+                <w:szCs w:val="18"/>
+              </w:rPr>
+              <w:t xml:space="preserve">Parent-only: active groups owned by the signed-in parent, with members.</w:t>
+            </w:r>
+          </w:p>
+        </w:tc>
+      </w:tr>
+      <w:tr>
+        <w:tc>
+          <w:tcPr>
+            <w:tcW w:type="dxa" w:w="2400"/>
+          </w:tcPr>
+          <w:p>
+            <w:r>
+              <w:rPr>
+                <w:b w:val="false"/>
+                <w:bCs w:val="false"/>
+                <w:sz w:val="18"/>
+                <w:szCs w:val="18"/>
+              </w:rPr>
+              <w:t xml:space="preserve">POST /parents/me/groups</w:t>
+            </w:r>
+          </w:p>
+        </w:tc>
+        <w:tc>
+          <w:tcPr>
+            <w:tcW w:type="dxa" w:w="2400"/>
+          </w:tcPr>
+          <w:p>
+            <w:r>
+              <w:rPr>
+                <w:b w:val="false"/>
+                <w:bCs w:val="false"/>
+                <w:sz w:val="18"/>
+                <w:szCs w:val="18"/>
+              </w:rPr>
+              <w:t xml:space="preserve">Create group (name required ≤50 chars; description optional ≤200).</w:t>
+            </w:r>
+          </w:p>
+        </w:tc>
+      </w:tr>
+      <w:tr>
+        <w:tc>
+          <w:tcPr>
+            <w:tcW w:type="dxa" w:w="2400"/>
+          </w:tcPr>
+          <w:p>
+            <w:r>
+              <w:rPr>
+                <w:b w:val="false"/>
+                <w:bCs w:val="false"/>
+                <w:sz w:val="18"/>
+                <w:szCs w:val="18"/>
+              </w:rPr>
+              <w:t xml:space="preserve">PUT /parents/me/groups/{groupId}</w:t>
+            </w:r>
+          </w:p>
+        </w:tc>
+        <w:tc>
+          <w:tcPr>
+            <w:tcW w:type="dxa" w:w="2400"/>
+          </w:tcPr>
+          <w:p>
+            <w:r>
+              <w:rPr>
+                <w:b w:val="false"/>
+                <w:bCs w:val="false"/>
+                <w:sz w:val="18"/>
+                <w:szCs w:val="18"/>
+              </w:rPr>
+              <w:t xml:space="preserve">Rename / update description for a group the parent owns.</w:t>
+            </w:r>
+          </w:p>
+        </w:tc>
+      </w:tr>
+      <w:tr>
+        <w:tc>
+          <w:tcPr>
+            <w:tcW w:type="dxa" w:w="2400"/>
+          </w:tcPr>
+          <w:p>
+            <w:r>
+              <w:rPr>
+                <w:b w:val="false"/>
+                <w:bCs w:val="false"/>
+                <w:sz w:val="18"/>
+                <w:szCs w:val="18"/>
+              </w:rPr>
+              <w:t xml:space="preserve">DELETE /parents/me/groups/{groupId}</w:t>
+            </w:r>
+          </w:p>
+        </w:tc>
+        <w:tc>
+          <w:tcPr>
+            <w:tcW w:type="dxa" w:w="2400"/>
+          </w:tcPr>
+          <w:p>
+            <w:r>
+              <w:rPr>
+                <w:b w:val="false"/>
+                <w:bCs w:val="false"/>
+                <w:sz w:val="18"/>
+                <w:szCs w:val="18"/>
+              </w:rPr>
+              <w:t xml:space="preserve">Deactivate (soft-remove) the parent’s group.</w:t>
+            </w:r>
+          </w:p>
+        </w:tc>
+      </w:tr>
+      <w:tr>
+        <w:tc>
+          <w:tcPr>
+            <w:tcW w:type="dxa" w:w="2400"/>
+          </w:tcPr>
+          <w:p>
+            <w:r>
+              <w:rPr>
+                <w:b w:val="false"/>
+                <w:bCs w:val="false"/>
+                <w:sz w:val="18"/>
+                <w:szCs w:val="18"/>
+              </w:rPr>
+              <w:t xml:space="preserve">POST /parents/me/groups/{groupId}/members</w:t>
+            </w:r>
+          </w:p>
+        </w:tc>
+        <w:tc>
+          <w:tcPr>
+            <w:tcW w:type="dxa" w:w="2400"/>
+          </w:tcPr>
+          <w:p>
+            <w:r>
+              <w:rPr>
+                <w:b w:val="false"/>
+                <w:bCs w:val="false"/>
+                <w:sz w:val="18"/>
+                <w:szCs w:val="18"/>
+              </w:rPr>
+              <w:t xml:space="preserve">Add a linked child only. Unlinked student → validation error.</w:t>
+            </w:r>
+          </w:p>
+        </w:tc>
+      </w:tr>
+      <w:tr>
+        <w:tc>
+          <w:tcPr>
+            <w:tcW w:type="dxa" w:w="2400"/>
+          </w:tcPr>
+          <w:p>
+            <w:r>
+              <w:rPr>
+                <w:b w:val="false"/>
+                <w:bCs w:val="false"/>
+                <w:sz w:val="18"/>
+                <w:szCs w:val="18"/>
+              </w:rPr>
+              <w:t xml:space="preserve">DELETE /parents/me/groups/{groupId}/members/{studentId}</w:t>
+            </w:r>
+          </w:p>
+        </w:tc>
+        <w:tc>
+          <w:tcPr>
+            <w:tcW w:type="dxa" w:w="2400"/>
+          </w:tcPr>
+          <w:p>
+            <w:r>
+              <w:rPr>
+                <w:b w:val="false"/>
+                <w:bCs w:val="false"/>
+                <w:sz w:val="18"/>
+                <w:szCs w:val="18"/>
+              </w:rPr>
+              <w:t xml:space="preserve">Remove a child from that group.</w:t>
+            </w:r>
+          </w:p>
+        </w:tc>
+      </w:tr>
+      <w:tr>
+        <w:tc>
+          <w:tcPr>
+            <w:tcW w:type="dxa" w:w="2400"/>
+          </w:tcPr>
+          <w:p>
+            <w:r>
+              <w:rPr>
+                <w:b w:val="false"/>
+                <w:bCs w:val="false"/>
+                <w:sz w:val="18"/>
+                <w:szCs w:val="18"/>
+              </w:rPr>
+              <w:t xml:space="preserve">Web UI</w:t>
+            </w:r>
+          </w:p>
+        </w:tc>
+        <w:tc>
+          <w:tcPr>
+            <w:tcW w:type="dxa" w:w="2400"/>
+          </w:tcPr>
+          <w:p>
+            <w:r>
+              <w:rPr>
+                <w:b w:val="false"/>
+                <w:bCs w:val="false"/>
+                <w:sz w:val="18"/>
+                <w:szCs w:val="18"/>
+              </w:rPr>
+              <w:t xml:space="preserve">/parent/children — linked children list plus Child groups panel (create, pick group, add/remove members).</w:t>
+            </w:r>
+          </w:p>
+        </w:tc>
+      </w:tr>
+      <w:tr>
+        <w:tc>
+          <w:tcPr>
+            <w:tcW w:type="dxa" w:w="2400"/>
+          </w:tcPr>
+          <w:p>
+            <w:r>
+              <w:rPr>
+                <w:b w:val="false"/>
+                <w:bCs w:val="false"/>
+                <w:sz w:val="18"/>
+                <w:szCs w:val="18"/>
+              </w:rPr>
+              <w:t xml:space="preserve">Mobile UI</w:t>
+            </w:r>
+          </w:p>
+        </w:tc>
+        <w:tc>
+          <w:tcPr>
+            <w:tcW w:type="dxa" w:w="2400"/>
+          </w:tcPr>
+          <w:p>
+            <w:r>
+              <w:rPr>
+                <w:b w:val="false"/>
+                <w:bCs w:val="false"/>
+                <w:sz w:val="18"/>
+                <w:szCs w:val="18"/>
+              </w:rPr>
+              <w:t xml:space="preserve">My children → Groups tab: create group, add/remove linked children, delete group.</w:t>
+            </w:r>
+          </w:p>
+        </w:tc>
+      </w:tr>
+      <w:tr>
+        <w:tc>
+          <w:tcPr>
+            <w:tcW w:type="dxa" w:w="2400"/>
+          </w:tcPr>
+          <w:p>
+            <w:r>
+              <w:rPr>
+                <w:b w:val="false"/>
+                <w:bCs w:val="false"/>
+                <w:sz w:val="18"/>
+                <w:szCs w:val="18"/>
+              </w:rPr>
+              <w:t xml:space="preserve">Quiz assign</w:t>
+            </w:r>
+          </w:p>
+        </w:tc>
+        <w:tc>
+          <w:tcPr>
+            <w:tcW w:type="dxa" w:w="2400"/>
+          </w:tcPr>
+          <w:p>
+            <w:r>
+              <w:rPr>
+                <w:b w:val="false"/>
+                <w:bCs w:val="false"/>
+                <w:sz w:val="18"/>
+                <w:szCs w:val="18"/>
+              </w:rPr>
+              <w:t xml:space="preserve">Parent assign mode group picks a group from this list (dropdown by name). Only members who are still linked children are assigned. See Quizzes QA §8.</w:t>
             </w:r>
           </w:p>
         </w:tc>
       </w:tr>
     </w:tbl>
+    <w:p>
+      <w:pPr>
+        <w:pStyle w:val="Heading1"/>
+        <w:spacing w:after="120" w:before="240"/>
+      </w:pPr>
+      <w:r>
+        <w:rPr>
+          <w:b/>
+          <w:bCs/>
+          <w:sz w:val="32"/>
+          <w:szCs w:val="32"/>
+        </w:rPr>
+        <w:t xml:space="preserve">5. Quizzes (student take flow)</w:t>
+      </w:r>
+    </w:p>
     <w:p>
       <w:pPr>
         <w:pStyle w:val="Heading2"/>
@@ -2162,100 +2276,7 @@
           <w:sz w:val="26"/>
           <w:szCs w:val="26"/>
         </w:rPr>
-        <w:t xml:space="preserve">5.2 Attempt rules</w:t>
-      </w:r>
-    </w:p>
-    <w:p>
-      <w:pPr>
-        <w:spacing w:after="60"/>
-        <w:ind w:left="360"/>
-      </w:pPr>
-      <w:r>
-        <w:rPr>
-          <w:sz w:val="22"/>
-          <w:szCs w:val="22"/>
-        </w:rPr>
-        <w:t xml:space="preserve">• Device lock: Attempt bound to starting deviceId; mismatch → locked to starting device</w:t>
-      </w:r>
-    </w:p>
-    <w:p>
-      <w:pPr>
-        <w:spacing w:after="60"/>
-        <w:ind w:left="360"/>
-      </w:pPr>
-      <w:r>
-        <w:rPr>
-          <w:sz w:val="22"/>
-          <w:szCs w:val="22"/>
-        </w:rPr>
-        <w:t xml:space="preserve">• Window: Assignment StartDateTime–EndDateTime enforced</w:t>
-      </w:r>
-    </w:p>
-    <w:p>
-      <w:pPr>
-        <w:spacing w:after="60"/>
-        <w:ind w:left="360"/>
-      </w:pPr>
-      <w:r>
-        <w:rPr>
-          <w:sz w:val="22"/>
-          <w:szCs w:val="22"/>
-        </w:rPr>
-        <w:t xml:space="preserve">• Attempts: AllowedAttempts quota; Allow Retry may add extras</w:t>
-      </w:r>
-    </w:p>
-    <w:p>
-      <w:pPr>
-        <w:spacing w:after="60"/>
-        <w:ind w:left="360"/>
-      </w:pPr>
-      <w:r>
-        <w:rPr>
-          <w:sz w:val="22"/>
-          <w:szCs w:val="22"/>
-        </w:rPr>
-        <w:t xml:space="preserve">• Instructions: Non-empty instructions require acknowledge on start</w:t>
-      </w:r>
-    </w:p>
-    <w:p>
-      <w:pPr>
-        <w:spacing w:after="60"/>
-        <w:ind w:left="360"/>
-      </w:pPr>
-      <w:r>
-        <w:rPr>
-          <w:sz w:val="22"/>
-          <w:szCs w:val="22"/>
-        </w:rPr>
-        <w:t xml:space="preserve">• Offline: Draft/submit sync supported with clientSyncId / isOfflineSync</w:t>
-      </w:r>
-    </w:p>
-    <w:p>
-      <w:pPr>
-        <w:spacing w:after="60"/>
-        <w:ind w:left="360"/>
-      </w:pPr>
-      <w:r>
-        <w:rPr>
-          <w:sz w:val="22"/>
-          <w:szCs w:val="22"/>
-        </w:rPr>
-        <w:t xml:space="preserve">• Students do not assign: AssignedById is Teacher/Parent; students only take</w:t>
-      </w:r>
-    </w:p>
-    <w:p>
-      <w:pPr>
-        <w:pStyle w:val="Heading1"/>
-        <w:spacing w:after="120" w:before="240"/>
-      </w:pPr>
-      <w:r>
-        <w:rPr>
-          <w:b/>
-          <w:bCs/>
-          <w:sz w:val="32"/>
-          <w:szCs w:val="32"/>
-        </w:rPr>
-        <w:t xml:space="preserve">6. Reports and rankings</w:t>
+        <w:t xml:space="preserve">5.1 Student-callable APIs</w:t>
       </w:r>
     </w:p>
     <w:tbl>
@@ -2303,148 +2324,344 @@
                 <w:sz w:val="18"/>
                 <w:szCs w:val="18"/>
               </w:rPr>
-              <w:t xml:space="preserve">Student rule</w:t>
-            </w:r>
-          </w:p>
-        </w:tc>
-      </w:tr>
-      <w:tr>
-        <w:tc>
-          <w:tcPr>
-            <w:tcW w:type="dxa" w:w="2400"/>
-          </w:tcPr>
-          <w:p>
-            <w:r>
-              <w:rPr>
-                <w:b w:val="false"/>
-                <w:bCs w:val="false"/>
-                <w:sz w:val="18"/>
-                <w:szCs w:val="18"/>
-              </w:rPr>
-              <w:t xml:space="preserve">GET /reports/students/{id}/quiz-history</w:t>
-            </w:r>
-          </w:p>
-        </w:tc>
-        <w:tc>
-          <w:tcPr>
-            <w:tcW w:type="dxa" w:w="2400"/>
-          </w:tcPr>
-          <w:p>
-            <w:r>
-              <w:rPr>
-                <w:b w:val="false"/>
-                <w:bCs w:val="false"/>
-                <w:sz w:val="18"/>
-                <w:szCs w:val="18"/>
-              </w:rPr>
-              <w:t xml:space="preserve">Student: self only. Also Parent (linked), Teacher/Coordinator/SchoolAdmin (campus), PortalAdmin. CampusAdmin not in ACL.</w:t>
-            </w:r>
-          </w:p>
-        </w:tc>
-      </w:tr>
-      <w:tr>
-        <w:tc>
-          <w:tcPr>
-            <w:tcW w:type="dxa" w:w="2400"/>
-          </w:tcPr>
-          <w:p>
-            <w:r>
-              <w:rPr>
-                <w:b w:val="false"/>
-                <w:bCs w:val="false"/>
-                <w:sz w:val="18"/>
-                <w:szCs w:val="18"/>
-              </w:rPr>
-              <w:t xml:space="preserve">GET /reports/rankings/me?scope=class|school</w:t>
-            </w:r>
-          </w:p>
-        </w:tc>
-        <w:tc>
-          <w:tcPr>
-            <w:tcW w:type="dxa" w:w="2400"/>
-          </w:tcPr>
-          <w:p>
-            <w:r>
-              <w:rPr>
-                <w:b w:val="false"/>
-                <w:bCs w:val="false"/>
-                <w:sz w:val="18"/>
-                <w:szCs w:val="18"/>
-              </w:rPr>
-              <w:t xml:space="preserve">Student only. Rank by max submitted quiz_attempts.percentage. Class = campus+grade+section (grade-only if section empty). School = whole school. Optional quizId.</w:t>
-            </w:r>
-          </w:p>
-        </w:tc>
-      </w:tr>
-      <w:tr>
-        <w:tc>
-          <w:tcPr>
-            <w:tcW w:type="dxa" w:w="2400"/>
-          </w:tcPr>
-          <w:p>
-            <w:r>
-              <w:rPr>
-                <w:b w:val="false"/>
-                <w:bCs w:val="false"/>
-                <w:sz w:val="18"/>
-                <w:szCs w:val="18"/>
-              </w:rPr>
-              <w:t xml:space="preserve">GET /reports/rankings</w:t>
-            </w:r>
-          </w:p>
-        </w:tc>
-        <w:tc>
-          <w:tcPr>
-            <w:tcW w:type="dxa" w:w="2400"/>
-          </w:tcPr>
-          <w:p>
-            <w:r>
-              <w:rPr>
-                <w:b w:val="false"/>
-                <w:bCs w:val="false"/>
-                <w:sz w:val="18"/>
-                <w:szCs w:val="18"/>
-              </w:rPr>
-              <w:t xml:space="preserve">Staff only (PortalAdmin/SchoolAdmin/Teacher/Coordinator) — not Student</w:t>
-            </w:r>
-          </w:p>
-        </w:tc>
-      </w:tr>
-      <w:tr>
-        <w:tc>
-          <w:tcPr>
-            <w:tcW w:type="dxa" w:w="2400"/>
-          </w:tcPr>
-          <w:p>
-            <w:r>
-              <w:rPr>
-                <w:b w:val="false"/>
-                <w:bCs w:val="false"/>
-                <w:sz w:val="18"/>
-                <w:szCs w:val="18"/>
-              </w:rPr>
-              <w:t xml:space="preserve">Summary / performance</w:t>
-            </w:r>
-          </w:p>
-        </w:tc>
-        <w:tc>
-          <w:tcPr>
-            <w:tcW w:type="dxa" w:w="2400"/>
-          </w:tcPr>
-          <w:p>
-            <w:r>
-              <w:rPr>
-                <w:b w:val="false"/>
-                <w:bCs w:val="false"/>
-                <w:sz w:val="18"/>
-                <w:szCs w:val="18"/>
-              </w:rPr>
-              <w:t xml:space="preserve">Staff only</w:t>
+              <w:t xml:space="preserve">Rule</w:t>
+            </w:r>
+          </w:p>
+        </w:tc>
+      </w:tr>
+      <w:tr>
+        <w:tc>
+          <w:tcPr>
+            <w:tcW w:type="dxa" w:w="2400"/>
+          </w:tcPr>
+          <w:p>
+            <w:r>
+              <w:rPr>
+                <w:b w:val="false"/>
+                <w:bCs w:val="false"/>
+                <w:sz w:val="18"/>
+                <w:szCs w:val="18"/>
+              </w:rPr>
+              <w:t xml:space="preserve">GET /quizzes</w:t>
+            </w:r>
+          </w:p>
+        </w:tc>
+        <w:tc>
+          <w:tcPr>
+            <w:tcW w:type="dxa" w:w="2400"/>
+          </w:tcPr>
+          <w:p>
+            <w:r>
+              <w:rPr>
+                <w:b w:val="false"/>
+                <w:bCs w:val="false"/>
+                <w:sz w:val="18"/>
+                <w:szCs w:val="18"/>
+              </w:rPr>
+              <w:t xml:space="preserve">Assigned quizzes for the student</w:t>
+            </w:r>
+          </w:p>
+        </w:tc>
+      </w:tr>
+      <w:tr>
+        <w:tc>
+          <w:tcPr>
+            <w:tcW w:type="dxa" w:w="2400"/>
+          </w:tcPr>
+          <w:p>
+            <w:r>
+              <w:rPr>
+                <w:b w:val="false"/>
+                <w:bCs w:val="false"/>
+                <w:sz w:val="18"/>
+                <w:szCs w:val="18"/>
+              </w:rPr>
+              <w:t xml:space="preserve">GET /quizzes/{quizId}</w:t>
+            </w:r>
+          </w:p>
+        </w:tc>
+        <w:tc>
+          <w:tcPr>
+            <w:tcW w:type="dxa" w:w="2400"/>
+          </w:tcPr>
+          <w:p>
+            <w:r>
+              <w:rPr>
+                <w:b w:val="false"/>
+                <w:bCs w:val="false"/>
+                <w:sz w:val="18"/>
+                <w:szCs w:val="18"/>
+              </w:rPr>
+              <w:t xml:space="preserve">Detail if assigned</w:t>
+            </w:r>
+          </w:p>
+        </w:tc>
+      </w:tr>
+      <w:tr>
+        <w:tc>
+          <w:tcPr>
+            <w:tcW w:type="dxa" w:w="2400"/>
+          </w:tcPr>
+          <w:p>
+            <w:r>
+              <w:rPr>
+                <w:b w:val="false"/>
+                <w:bCs w:val="false"/>
+                <w:sz w:val="18"/>
+                <w:szCs w:val="18"/>
+              </w:rPr>
+              <w:t xml:space="preserve">POST /quizzes/{quizId}/attempts</w:t>
+            </w:r>
+          </w:p>
+        </w:tc>
+        <w:tc>
+          <w:tcPr>
+            <w:tcW w:type="dxa" w:w="2400"/>
+          </w:tcPr>
+          <w:p>
+            <w:r>
+              <w:rPr>
+                <w:b w:val="false"/>
+                <w:bCs w:val="false"/>
+                <w:sz w:val="18"/>
+                <w:szCs w:val="18"/>
+              </w:rPr>
+              <w:t xml:space="preserve">Start/resume; Student only; deviceId required</w:t>
+            </w:r>
+          </w:p>
+        </w:tc>
+      </w:tr>
+      <w:tr>
+        <w:tc>
+          <w:tcPr>
+            <w:tcW w:type="dxa" w:w="2400"/>
+          </w:tcPr>
+          <w:p>
+            <w:r>
+              <w:rPr>
+                <w:b w:val="false"/>
+                <w:bCs w:val="false"/>
+                <w:sz w:val="18"/>
+                <w:szCs w:val="18"/>
+              </w:rPr>
+              <w:t xml:space="preserve">PUT .../attempts/{id}/draft</w:t>
+            </w:r>
+          </w:p>
+        </w:tc>
+        <w:tc>
+          <w:tcPr>
+            <w:tcW w:type="dxa" w:w="2400"/>
+          </w:tcPr>
+          <w:p>
+            <w:r>
+              <w:rPr>
+                <w:b w:val="false"/>
+                <w:bCs w:val="false"/>
+                <w:sz w:val="18"/>
+                <w:szCs w:val="18"/>
+              </w:rPr>
+              <w:t xml:space="preserve">Save draft; optional offline sync fields</w:t>
+            </w:r>
+          </w:p>
+        </w:tc>
+      </w:tr>
+      <w:tr>
+        <w:tc>
+          <w:tcPr>
+            <w:tcW w:type="dxa" w:w="2400"/>
+          </w:tcPr>
+          <w:p>
+            <w:r>
+              <w:rPr>
+                <w:b w:val="false"/>
+                <w:bCs w:val="false"/>
+                <w:sz w:val="18"/>
+                <w:szCs w:val="18"/>
+              </w:rPr>
+              <w:t xml:space="preserve">POST .../attempts/{id}/submit</w:t>
+            </w:r>
+          </w:p>
+        </w:tc>
+        <w:tc>
+          <w:tcPr>
+            <w:tcW w:type="dxa" w:w="2400"/>
+          </w:tcPr>
+          <w:p>
+            <w:r>
+              <w:rPr>
+                <w:b w:val="false"/>
+                <w:bCs w:val="false"/>
+                <w:sz w:val="18"/>
+                <w:szCs w:val="18"/>
+              </w:rPr>
+              <w:t xml:space="preserve">Submit + score</w:t>
+            </w:r>
+          </w:p>
+        </w:tc>
+      </w:tr>
+      <w:tr>
+        <w:tc>
+          <w:tcPr>
+            <w:tcW w:type="dxa" w:w="2400"/>
+          </w:tcPr>
+          <w:p>
+            <w:r>
+              <w:rPr>
+                <w:b w:val="false"/>
+                <w:bCs w:val="false"/>
+                <w:sz w:val="18"/>
+                <w:szCs w:val="18"/>
+              </w:rPr>
+              <w:t xml:space="preserve">POST .../attempts/{id}/sync</w:t>
+            </w:r>
+          </w:p>
+        </w:tc>
+        <w:tc>
+          <w:tcPr>
+            <w:tcW w:type="dxa" w:w="2400"/>
+          </w:tcPr>
+          <w:p>
+            <w:r>
+              <w:rPr>
+                <w:b w:val="false"/>
+                <w:bCs w:val="false"/>
+                <w:sz w:val="18"/>
+                <w:szCs w:val="18"/>
+              </w:rPr>
+              <w:t xml:space="preserve">Offline replay; idempotent clientSyncId</w:t>
+            </w:r>
+          </w:p>
+        </w:tc>
+      </w:tr>
+      <w:tr>
+        <w:tc>
+          <w:tcPr>
+            <w:tcW w:type="dxa" w:w="2400"/>
+          </w:tcPr>
+          <w:p>
+            <w:r>
+              <w:rPr>
+                <w:b w:val="false"/>
+                <w:bCs w:val="false"/>
+                <w:sz w:val="18"/>
+                <w:szCs w:val="18"/>
+              </w:rPr>
+              <w:t xml:space="preserve">GET .../attempts/{id}/result</w:t>
+            </w:r>
+          </w:p>
+        </w:tc>
+        <w:tc>
+          <w:tcPr>
+            <w:tcW w:type="dxa" w:w="2400"/>
+          </w:tcPr>
+          <w:p>
+            <w:r>
+              <w:rPr>
+                <w:b w:val="false"/>
+                <w:bCs w:val="false"/>
+                <w:sz w:val="18"/>
+                <w:szCs w:val="18"/>
+              </w:rPr>
+              <w:t xml:space="preserve">Own result (Parent may view linked child)</w:t>
             </w:r>
           </w:p>
         </w:tc>
       </w:tr>
     </w:tbl>
+    <w:p>
+      <w:pPr>
+        <w:pStyle w:val="Heading2"/>
+        <w:spacing w:after="120" w:before="240"/>
+      </w:pPr>
+      <w:r>
+        <w:rPr>
+          <w:b/>
+          <w:bCs/>
+          <w:color w:val="2E74B5"/>
+          <w:sz w:val="26"/>
+          <w:szCs w:val="26"/>
+        </w:rPr>
+        <w:t xml:space="preserve">5.2 Attempt rules</w:t>
+      </w:r>
+    </w:p>
+    <w:p>
+      <w:pPr>
+        <w:spacing w:after="60"/>
+        <w:ind w:left="360"/>
+      </w:pPr>
+      <w:r>
+        <w:rPr>
+          <w:sz w:val="22"/>
+          <w:szCs w:val="22"/>
+        </w:rPr>
+        <w:t xml:space="preserve">• Device lock: Attempt bound to starting deviceId; mismatch → locked to starting device</w:t>
+      </w:r>
+    </w:p>
+    <w:p>
+      <w:pPr>
+        <w:spacing w:after="60"/>
+        <w:ind w:left="360"/>
+      </w:pPr>
+      <w:r>
+        <w:rPr>
+          <w:sz w:val="22"/>
+          <w:szCs w:val="22"/>
+        </w:rPr>
+        <w:t xml:space="preserve">• Window: Assignment StartDateTime–EndDateTime enforced</w:t>
+      </w:r>
+    </w:p>
+    <w:p>
+      <w:pPr>
+        <w:spacing w:after="60"/>
+        <w:ind w:left="360"/>
+      </w:pPr>
+      <w:r>
+        <w:rPr>
+          <w:sz w:val="22"/>
+          <w:szCs w:val="22"/>
+        </w:rPr>
+        <w:t xml:space="preserve">• Attempts: AllowedAttempts quota; Allow Retry may add extras</w:t>
+      </w:r>
+    </w:p>
+    <w:p>
+      <w:pPr>
+        <w:spacing w:after="60"/>
+        <w:ind w:left="360"/>
+      </w:pPr>
+      <w:r>
+        <w:rPr>
+          <w:sz w:val="22"/>
+          <w:szCs w:val="22"/>
+        </w:rPr>
+        <w:t xml:space="preserve">• Instructions: Non-empty instructions require acknowledge on start</w:t>
+      </w:r>
+    </w:p>
+    <w:p>
+      <w:pPr>
+        <w:spacing w:after="60"/>
+        <w:ind w:left="360"/>
+      </w:pPr>
+      <w:r>
+        <w:rPr>
+          <w:sz w:val="22"/>
+          <w:szCs w:val="22"/>
+        </w:rPr>
+        <w:t xml:space="preserve">• Offline: Draft/submit sync supported with clientSyncId / isOfflineSync</w:t>
+      </w:r>
+    </w:p>
+    <w:p>
+      <w:pPr>
+        <w:spacing w:after="60"/>
+        <w:ind w:left="360"/>
+      </w:pPr>
+      <w:r>
+        <w:rPr>
+          <w:sz w:val="22"/>
+          <w:szCs w:val="22"/>
+        </w:rPr>
+        <w:t xml:space="preserve">• Students do not assign: AssignedById is Teacher/Parent; students only take</w:t>
+      </w:r>
+    </w:p>
     <w:p>
       <w:pPr>
         <w:pStyle w:val="Heading1"/>
@@ -2457,7 +2674,7 @@
           <w:sz w:val="32"/>
           <w:szCs w:val="32"/>
         </w:rPr>
-        <w:t xml:space="preserve">7. Dashboards</w:t>
+        <w:t xml:space="preserve">6. Reports and rankings</w:t>
       </w:r>
     </w:p>
     <w:tbl>
@@ -2489,7 +2706,7 @@
                 <w:sz w:val="18"/>
                 <w:szCs w:val="18"/>
               </w:rPr>
-              <w:t xml:space="preserve">Surface</w:t>
+              <w:t xml:space="preserve">Endpoint</w:t>
             </w:r>
           </w:p>
         </w:tc>
@@ -2505,109 +2722,143 @@
                 <w:sz w:val="18"/>
                 <w:szCs w:val="18"/>
               </w:rPr>
-              <w:t xml:space="preserve">Behavior</w:t>
-            </w:r>
-          </w:p>
-        </w:tc>
-      </w:tr>
-      <w:tr>
-        <w:tc>
-          <w:tcPr>
-            <w:tcW w:type="dxa" w:w="2400"/>
-          </w:tcPr>
-          <w:p>
-            <w:r>
-              <w:rPr>
-                <w:b w:val="false"/>
-                <w:bCs w:val="false"/>
-                <w:sz w:val="18"/>
-                <w:szCs w:val="18"/>
-              </w:rPr>
-              <w:t xml:space="preserve">Web /student/dashboard</w:t>
-            </w:r>
-          </w:p>
-        </w:tc>
-        <w:tc>
-          <w:tcPr>
-            <w:tcW w:type="dxa" w:w="2400"/>
-          </w:tcPr>
-          <w:p>
-            <w:r>
-              <w:rPr>
-                <w:b w:val="false"/>
-                <w:bCs w:val="false"/>
-                <w:sz w:val="18"/>
-                <w:szCs w:val="18"/>
-              </w:rPr>
-              <w:t xml:space="preserve">Quiz-only: progress %, in progress, assigned, completion bar, assigned list. Rank/AI/weak-topic cards omitted.</w:t>
-            </w:r>
-          </w:p>
-        </w:tc>
-      </w:tr>
-      <w:tr>
-        <w:tc>
-          <w:tcPr>
-            <w:tcW w:type="dxa" w:w="2400"/>
-          </w:tcPr>
-          <w:p>
-            <w:r>
-              <w:rPr>
-                <w:b w:val="false"/>
-                <w:bCs w:val="false"/>
-                <w:sz w:val="18"/>
-                <w:szCs w:val="18"/>
-              </w:rPr>
-              <w:t xml:space="preserve">Mobile /student</w:t>
-            </w:r>
-          </w:p>
-        </w:tc>
-        <w:tc>
-          <w:tcPr>
-            <w:tcW w:type="dxa" w:w="2400"/>
-          </w:tcPr>
-          <w:p>
-            <w:r>
-              <w:rPr>
-                <w:b w:val="false"/>
-                <w:bCs w:val="false"/>
-                <w:sz w:val="18"/>
-                <w:szCs w:val="18"/>
-              </w:rPr>
-              <w:t xml:space="preserve">Quiz stats, today’s quizzes, upcoming, subject averages (from quiz data), recent results. Live mapper zeroes fake ranks/streak; streak pill hidden when 0.</w:t>
-            </w:r>
-          </w:p>
-        </w:tc>
-      </w:tr>
-      <w:tr>
-        <w:tc>
-          <w:tcPr>
-            <w:tcW w:type="dxa" w:w="2400"/>
-          </w:tcPr>
-          <w:p>
-            <w:r>
-              <w:rPr>
-                <w:b w:val="false"/>
-                <w:bCs w:val="false"/>
-                <w:sz w:val="18"/>
-                <w:szCs w:val="18"/>
-              </w:rPr>
-              <w:t xml:space="preserve">Not on live student home</w:t>
-            </w:r>
-          </w:p>
-        </w:tc>
-        <w:tc>
-          <w:tcPr>
-            <w:tcW w:type="dxa" w:w="2400"/>
-          </w:tcPr>
-          <w:p>
-            <w:r>
-              <w:rPr>
-                <w:b w:val="false"/>
-                <w:bCs w:val="false"/>
-                <w:sz w:val="18"/>
-                <w:szCs w:val="18"/>
-              </w:rPr>
-              <w:t xml:space="preserve">Level/Rank cards, AI recommendation, fabricated streak/goals/achievements</w:t>
+              <w:t xml:space="preserve">Student rule</w:t>
+            </w:r>
+          </w:p>
+        </w:tc>
+      </w:tr>
+      <w:tr>
+        <w:tc>
+          <w:tcPr>
+            <w:tcW w:type="dxa" w:w="2400"/>
+          </w:tcPr>
+          <w:p>
+            <w:r>
+              <w:rPr>
+                <w:b w:val="false"/>
+                <w:bCs w:val="false"/>
+                <w:sz w:val="18"/>
+                <w:szCs w:val="18"/>
+              </w:rPr>
+              <w:t xml:space="preserve">GET /reports/students/{id}/quiz-history</w:t>
+            </w:r>
+          </w:p>
+        </w:tc>
+        <w:tc>
+          <w:tcPr>
+            <w:tcW w:type="dxa" w:w="2400"/>
+          </w:tcPr>
+          <w:p>
+            <w:r>
+              <w:rPr>
+                <w:b w:val="false"/>
+                <w:bCs w:val="false"/>
+                <w:sz w:val="18"/>
+                <w:szCs w:val="18"/>
+              </w:rPr>
+              <w:t xml:space="preserve">Student: self only. Also Parent (linked), Teacher/Coordinator/SchoolAdmin (campus), PortalAdmin. CampusAdmin not in ACL.</w:t>
+            </w:r>
+          </w:p>
+        </w:tc>
+      </w:tr>
+      <w:tr>
+        <w:tc>
+          <w:tcPr>
+            <w:tcW w:type="dxa" w:w="2400"/>
+          </w:tcPr>
+          <w:p>
+            <w:r>
+              <w:rPr>
+                <w:b w:val="false"/>
+                <w:bCs w:val="false"/>
+                <w:sz w:val="18"/>
+                <w:szCs w:val="18"/>
+              </w:rPr>
+              <w:t xml:space="preserve">GET /reports/rankings/me?scope=class|school</w:t>
+            </w:r>
+          </w:p>
+        </w:tc>
+        <w:tc>
+          <w:tcPr>
+            <w:tcW w:type="dxa" w:w="2400"/>
+          </w:tcPr>
+          <w:p>
+            <w:r>
+              <w:rPr>
+                <w:b w:val="false"/>
+                <w:bCs w:val="false"/>
+                <w:sz w:val="18"/>
+                <w:szCs w:val="18"/>
+              </w:rPr>
+              <w:t xml:space="preserve">Student only. Rank by max submitted quiz_attempts.percentage. Class = campus+grade+section (grade-only if section empty). School = whole school. Optional quizId.</w:t>
+            </w:r>
+          </w:p>
+        </w:tc>
+      </w:tr>
+      <w:tr>
+        <w:tc>
+          <w:tcPr>
+            <w:tcW w:type="dxa" w:w="2400"/>
+          </w:tcPr>
+          <w:p>
+            <w:r>
+              <w:rPr>
+                <w:b w:val="false"/>
+                <w:bCs w:val="false"/>
+                <w:sz w:val="18"/>
+                <w:szCs w:val="18"/>
+              </w:rPr>
+              <w:t xml:space="preserve">GET /reports/rankings</w:t>
+            </w:r>
+          </w:p>
+        </w:tc>
+        <w:tc>
+          <w:tcPr>
+            <w:tcW w:type="dxa" w:w="2400"/>
+          </w:tcPr>
+          <w:p>
+            <w:r>
+              <w:rPr>
+                <w:b w:val="false"/>
+                <w:bCs w:val="false"/>
+                <w:sz w:val="18"/>
+                <w:szCs w:val="18"/>
+              </w:rPr>
+              <w:t xml:space="preserve">Staff only (PortalAdmin/SchoolAdmin/Teacher/Coordinator) — not Student</w:t>
+            </w:r>
+          </w:p>
+        </w:tc>
+      </w:tr>
+      <w:tr>
+        <w:tc>
+          <w:tcPr>
+            <w:tcW w:type="dxa" w:w="2400"/>
+          </w:tcPr>
+          <w:p>
+            <w:r>
+              <w:rPr>
+                <w:b w:val="false"/>
+                <w:bCs w:val="false"/>
+                <w:sz w:val="18"/>
+                <w:szCs w:val="18"/>
+              </w:rPr>
+              <w:t xml:space="preserve">Summary / performance</w:t>
+            </w:r>
+          </w:p>
+        </w:tc>
+        <w:tc>
+          <w:tcPr>
+            <w:tcW w:type="dxa" w:w="2400"/>
+          </w:tcPr>
+          <w:p>
+            <w:r>
+              <w:rPr>
+                <w:b w:val="false"/>
+                <w:bCs w:val="false"/>
+                <w:sz w:val="18"/>
+                <w:szCs w:val="18"/>
+              </w:rPr>
+              <w:t xml:space="preserve">Staff only</w:t>
             </w:r>
           </w:p>
         </w:tc>
@@ -2625,7 +2876,7 @@
           <w:sz w:val="32"/>
           <w:szCs w:val="32"/>
         </w:rPr>
-        <w:t xml:space="preserve">8. School change</w:t>
+        <w:t xml:space="preserve">7. Dashboards</w:t>
       </w:r>
     </w:p>
     <w:tbl>
@@ -2657,7 +2908,7 @@
                 <w:sz w:val="18"/>
                 <w:szCs w:val="18"/>
               </w:rPr>
-              <w:t xml:space="preserve">Topic</w:t>
+              <w:t xml:space="preserve">Surface</w:t>
             </w:r>
           </w:p>
         </w:tc>
@@ -2673,177 +2924,109 @@
                 <w:sz w:val="18"/>
                 <w:szCs w:val="18"/>
               </w:rPr>
-              <w:t xml:space="preserve">Rule</w:t>
-            </w:r>
-          </w:p>
-        </w:tc>
-      </w:tr>
-      <w:tr>
-        <w:tc>
-          <w:tcPr>
-            <w:tcW w:type="dxa" w:w="2400"/>
-          </w:tcPr>
-          <w:p>
-            <w:r>
-              <w:rPr>
-                <w:b w:val="false"/>
-                <w:bCs w:val="false"/>
-                <w:sz w:val="18"/>
-                <w:szCs w:val="18"/>
-              </w:rPr>
-              <w:t xml:space="preserve">Who</w:t>
-            </w:r>
-          </w:p>
-        </w:tc>
-        <w:tc>
-          <w:tcPr>
-            <w:tcW w:type="dxa" w:w="2400"/>
-          </w:tcPr>
-          <w:p>
-            <w:r>
-              <w:rPr>
-                <w:b w:val="false"/>
-                <w:bCs w:val="false"/>
-                <w:sz w:val="18"/>
-                <w:szCs w:val="18"/>
-              </w:rPr>
-              <w:t xml:space="preserve">Student, Teacher, Coordinator, CampusAdmin (not PortalAdmin/SchoolAdmin/Parent)</w:t>
-            </w:r>
-          </w:p>
-        </w:tc>
-      </w:tr>
-      <w:tr>
-        <w:tc>
-          <w:tcPr>
-            <w:tcW w:type="dxa" w:w="2400"/>
-          </w:tcPr>
-          <w:p>
-            <w:r>
-              <w:rPr>
-                <w:b w:val="false"/>
-                <w:bCs w:val="false"/>
-                <w:sz w:val="18"/>
-                <w:szCs w:val="18"/>
-              </w:rPr>
-              <w:t xml:space="preserve">Student effect</w:t>
-            </w:r>
-          </w:p>
-        </w:tc>
-        <w:tc>
-          <w:tcPr>
-            <w:tcW w:type="dxa" w:w="2400"/>
-          </w:tcPr>
-          <w:p>
-            <w:r>
-              <w:rPr>
-                <w:b w:val="false"/>
-                <w:bCs w:val="false"/>
-                <w:sz w:val="18"/>
-                <w:szCs w:val="18"/>
-              </w:rPr>
-              <w:t xml:space="preserve">Sole role → full account lock + token revoke until approve/reject</w:t>
-            </w:r>
-          </w:p>
-        </w:tc>
-      </w:tr>
-      <w:tr>
-        <w:tc>
-          <w:tcPr>
-            <w:tcW w:type="dxa" w:w="2400"/>
-          </w:tcPr>
-          <w:p>
-            <w:r>
-              <w:rPr>
-                <w:b w:val="false"/>
-                <w:bCs w:val="false"/>
-                <w:sz w:val="18"/>
-                <w:szCs w:val="18"/>
-              </w:rPr>
-              <w:t xml:space="preserve">Approve</w:t>
-            </w:r>
-          </w:p>
-        </w:tc>
-        <w:tc>
-          <w:tcPr>
-            <w:tcW w:type="dxa" w:w="2400"/>
-          </w:tcPr>
-          <w:p>
-            <w:r>
-              <w:rPr>
-                <w:b w:val="false"/>
-                <w:bCs w:val="false"/>
-                <w:sz w:val="18"/>
-                <w:szCs w:val="18"/>
-              </w:rPr>
-              <w:t xml:space="preserve">Applies destination school/campus; unlocks</w:t>
-            </w:r>
-          </w:p>
-        </w:tc>
-      </w:tr>
-      <w:tr>
-        <w:tc>
-          <w:tcPr>
-            <w:tcW w:type="dxa" w:w="2400"/>
-          </w:tcPr>
-          <w:p>
-            <w:r>
-              <w:rPr>
-                <w:b w:val="false"/>
-                <w:bCs w:val="false"/>
-                <w:sz w:val="18"/>
-                <w:szCs w:val="18"/>
-              </w:rPr>
-              <w:t xml:space="preserve">Reject</w:t>
-            </w:r>
-          </w:p>
-        </w:tc>
-        <w:tc>
-          <w:tcPr>
-            <w:tcW w:type="dxa" w:w="2400"/>
-          </w:tcPr>
-          <w:p>
-            <w:r>
-              <w:rPr>
-                <w:b w:val="false"/>
-                <w:bCs w:val="false"/>
-                <w:sz w:val="18"/>
-                <w:szCs w:val="18"/>
-              </w:rPr>
-              <w:t xml:space="preserve">Unlock; optional leaveWithoutSchool clears school/campus only for Student requester</w:t>
-            </w:r>
-          </w:p>
-        </w:tc>
-      </w:tr>
-      <w:tr>
-        <w:tc>
-          <w:tcPr>
-            <w:tcW w:type="dxa" w:w="2400"/>
-          </w:tcPr>
-          <w:p>
-            <w:r>
-              <w:rPr>
-                <w:b w:val="false"/>
-                <w:bCs w:val="false"/>
-                <w:sz w:val="18"/>
-                <w:szCs w:val="18"/>
-              </w:rPr>
-              <w:t xml:space="preserve">Role requests</w:t>
-            </w:r>
-          </w:p>
-        </w:tc>
-        <w:tc>
-          <w:tcPr>
-            <w:tcW w:type="dxa" w:w="2400"/>
-          </w:tcPr>
-          <w:p>
-            <w:r>
-              <w:rPr>
-                <w:b w:val="false"/>
-                <w:bCs w:val="false"/>
-                <w:sz w:val="18"/>
-                <w:szCs w:val="18"/>
-              </w:rPr>
-              <w:t xml:space="preserve">Student cannot request companion roles</w:t>
+              <w:t xml:space="preserve">Behavior</w:t>
+            </w:r>
+          </w:p>
+        </w:tc>
+      </w:tr>
+      <w:tr>
+        <w:tc>
+          <w:tcPr>
+            <w:tcW w:type="dxa" w:w="2400"/>
+          </w:tcPr>
+          <w:p>
+            <w:r>
+              <w:rPr>
+                <w:b w:val="false"/>
+                <w:bCs w:val="false"/>
+                <w:sz w:val="18"/>
+                <w:szCs w:val="18"/>
+              </w:rPr>
+              <w:t xml:space="preserve">Web /student/dashboard</w:t>
+            </w:r>
+          </w:p>
+        </w:tc>
+        <w:tc>
+          <w:tcPr>
+            <w:tcW w:type="dxa" w:w="2400"/>
+          </w:tcPr>
+          <w:p>
+            <w:r>
+              <w:rPr>
+                <w:b w:val="false"/>
+                <w:bCs w:val="false"/>
+                <w:sz w:val="18"/>
+                <w:szCs w:val="18"/>
+              </w:rPr>
+              <w:t xml:space="preserve">Quiz-only: progress %, in progress, assigned, completion bar, assigned list. Rank/AI/weak-topic cards omitted.</w:t>
+            </w:r>
+          </w:p>
+        </w:tc>
+      </w:tr>
+      <w:tr>
+        <w:tc>
+          <w:tcPr>
+            <w:tcW w:type="dxa" w:w="2400"/>
+          </w:tcPr>
+          <w:p>
+            <w:r>
+              <w:rPr>
+                <w:b w:val="false"/>
+                <w:bCs w:val="false"/>
+                <w:sz w:val="18"/>
+                <w:szCs w:val="18"/>
+              </w:rPr>
+              <w:t xml:space="preserve">Mobile /student</w:t>
+            </w:r>
+          </w:p>
+        </w:tc>
+        <w:tc>
+          <w:tcPr>
+            <w:tcW w:type="dxa" w:w="2400"/>
+          </w:tcPr>
+          <w:p>
+            <w:r>
+              <w:rPr>
+                <w:b w:val="false"/>
+                <w:bCs w:val="false"/>
+                <w:sz w:val="18"/>
+                <w:szCs w:val="18"/>
+              </w:rPr>
+              <w:t xml:space="preserve">Quiz stats, today’s quizzes, upcoming, subject averages (from quiz data), recent results. Live mapper zeroes fake ranks/streak; streak pill hidden when 0.</w:t>
+            </w:r>
+          </w:p>
+        </w:tc>
+      </w:tr>
+      <w:tr>
+        <w:tc>
+          <w:tcPr>
+            <w:tcW w:type="dxa" w:w="2400"/>
+          </w:tcPr>
+          <w:p>
+            <w:r>
+              <w:rPr>
+                <w:b w:val="false"/>
+                <w:bCs w:val="false"/>
+                <w:sz w:val="18"/>
+                <w:szCs w:val="18"/>
+              </w:rPr>
+              <w:t xml:space="preserve">Not on live student home</w:t>
+            </w:r>
+          </w:p>
+        </w:tc>
+        <w:tc>
+          <w:tcPr>
+            <w:tcW w:type="dxa" w:w="2400"/>
+          </w:tcPr>
+          <w:p>
+            <w:r>
+              <w:rPr>
+                <w:b w:val="false"/>
+                <w:bCs w:val="false"/>
+                <w:sz w:val="18"/>
+                <w:szCs w:val="18"/>
+              </w:rPr>
+              <w:t xml:space="preserve">Level/Rank cards, AI recommendation, fabricated streak/goals/achievements</w:t>
             </w:r>
           </w:p>
         </w:tc>
@@ -2861,7 +3044,7 @@
           <w:sz w:val="32"/>
           <w:szCs w:val="32"/>
         </w:rPr>
-        <w:t xml:space="preserve">9. Web routes and navigation</w:t>
+        <w:t xml:space="preserve">8. School change</w:t>
       </w:r>
     </w:p>
     <w:tbl>
@@ -2893,7 +3076,7 @@
                 <w:sz w:val="18"/>
                 <w:szCs w:val="18"/>
               </w:rPr>
-              <w:t xml:space="preserve">Path</w:t>
+              <w:t xml:space="preserve">Topic</w:t>
             </w:r>
           </w:p>
         </w:tc>
@@ -2909,6 +3092,242 @@
                 <w:sz w:val="18"/>
                 <w:szCs w:val="18"/>
               </w:rPr>
+              <w:t xml:space="preserve">Rule</w:t>
+            </w:r>
+          </w:p>
+        </w:tc>
+      </w:tr>
+      <w:tr>
+        <w:tc>
+          <w:tcPr>
+            <w:tcW w:type="dxa" w:w="2400"/>
+          </w:tcPr>
+          <w:p>
+            <w:r>
+              <w:rPr>
+                <w:b w:val="false"/>
+                <w:bCs w:val="false"/>
+                <w:sz w:val="18"/>
+                <w:szCs w:val="18"/>
+              </w:rPr>
+              <w:t xml:space="preserve">Who</w:t>
+            </w:r>
+          </w:p>
+        </w:tc>
+        <w:tc>
+          <w:tcPr>
+            <w:tcW w:type="dxa" w:w="2400"/>
+          </w:tcPr>
+          <w:p>
+            <w:r>
+              <w:rPr>
+                <w:b w:val="false"/>
+                <w:bCs w:val="false"/>
+                <w:sz w:val="18"/>
+                <w:szCs w:val="18"/>
+              </w:rPr>
+              <w:t xml:space="preserve">Student, Teacher, Coordinator, CampusAdmin (not PortalAdmin/SchoolAdmin/Parent)</w:t>
+            </w:r>
+          </w:p>
+        </w:tc>
+      </w:tr>
+      <w:tr>
+        <w:tc>
+          <w:tcPr>
+            <w:tcW w:type="dxa" w:w="2400"/>
+          </w:tcPr>
+          <w:p>
+            <w:r>
+              <w:rPr>
+                <w:b w:val="false"/>
+                <w:bCs w:val="false"/>
+                <w:sz w:val="18"/>
+                <w:szCs w:val="18"/>
+              </w:rPr>
+              <w:t xml:space="preserve">Student effect</w:t>
+            </w:r>
+          </w:p>
+        </w:tc>
+        <w:tc>
+          <w:tcPr>
+            <w:tcW w:type="dxa" w:w="2400"/>
+          </w:tcPr>
+          <w:p>
+            <w:r>
+              <w:rPr>
+                <w:b w:val="false"/>
+                <w:bCs w:val="false"/>
+                <w:sz w:val="18"/>
+                <w:szCs w:val="18"/>
+              </w:rPr>
+              <w:t xml:space="preserve">Sole role → full account lock + token revoke until approve/reject</w:t>
+            </w:r>
+          </w:p>
+        </w:tc>
+      </w:tr>
+      <w:tr>
+        <w:tc>
+          <w:tcPr>
+            <w:tcW w:type="dxa" w:w="2400"/>
+          </w:tcPr>
+          <w:p>
+            <w:r>
+              <w:rPr>
+                <w:b w:val="false"/>
+                <w:bCs w:val="false"/>
+                <w:sz w:val="18"/>
+                <w:szCs w:val="18"/>
+              </w:rPr>
+              <w:t xml:space="preserve">Approve</w:t>
+            </w:r>
+          </w:p>
+        </w:tc>
+        <w:tc>
+          <w:tcPr>
+            <w:tcW w:type="dxa" w:w="2400"/>
+          </w:tcPr>
+          <w:p>
+            <w:r>
+              <w:rPr>
+                <w:b w:val="false"/>
+                <w:bCs w:val="false"/>
+                <w:sz w:val="18"/>
+                <w:szCs w:val="18"/>
+              </w:rPr>
+              <w:t xml:space="preserve">Applies destination school/campus; unlocks</w:t>
+            </w:r>
+          </w:p>
+        </w:tc>
+      </w:tr>
+      <w:tr>
+        <w:tc>
+          <w:tcPr>
+            <w:tcW w:type="dxa" w:w="2400"/>
+          </w:tcPr>
+          <w:p>
+            <w:r>
+              <w:rPr>
+                <w:b w:val="false"/>
+                <w:bCs w:val="false"/>
+                <w:sz w:val="18"/>
+                <w:szCs w:val="18"/>
+              </w:rPr>
+              <w:t xml:space="preserve">Reject</w:t>
+            </w:r>
+          </w:p>
+        </w:tc>
+        <w:tc>
+          <w:tcPr>
+            <w:tcW w:type="dxa" w:w="2400"/>
+          </w:tcPr>
+          <w:p>
+            <w:r>
+              <w:rPr>
+                <w:b w:val="false"/>
+                <w:bCs w:val="false"/>
+                <w:sz w:val="18"/>
+                <w:szCs w:val="18"/>
+              </w:rPr>
+              <w:t xml:space="preserve">Unlock; optional leaveWithoutSchool clears school/campus only for Student requester</w:t>
+            </w:r>
+          </w:p>
+        </w:tc>
+      </w:tr>
+      <w:tr>
+        <w:tc>
+          <w:tcPr>
+            <w:tcW w:type="dxa" w:w="2400"/>
+          </w:tcPr>
+          <w:p>
+            <w:r>
+              <w:rPr>
+                <w:b w:val="false"/>
+                <w:bCs w:val="false"/>
+                <w:sz w:val="18"/>
+                <w:szCs w:val="18"/>
+              </w:rPr>
+              <w:t xml:space="preserve">Role requests</w:t>
+            </w:r>
+          </w:p>
+        </w:tc>
+        <w:tc>
+          <w:tcPr>
+            <w:tcW w:type="dxa" w:w="2400"/>
+          </w:tcPr>
+          <w:p>
+            <w:r>
+              <w:rPr>
+                <w:b w:val="false"/>
+                <w:bCs w:val="false"/>
+                <w:sz w:val="18"/>
+                <w:szCs w:val="18"/>
+              </w:rPr>
+              <w:t xml:space="preserve">Student cannot request companion roles</w:t>
+            </w:r>
+          </w:p>
+        </w:tc>
+      </w:tr>
+    </w:tbl>
+    <w:p>
+      <w:pPr>
+        <w:pStyle w:val="Heading1"/>
+        <w:spacing w:after="120" w:before="240"/>
+      </w:pPr>
+      <w:r>
+        <w:rPr>
+          <w:b/>
+          <w:bCs/>
+          <w:sz w:val="32"/>
+          <w:szCs w:val="32"/>
+        </w:rPr>
+        <w:t xml:space="preserve">9. Web routes and navigation</w:t>
+      </w:r>
+    </w:p>
+    <w:tbl>
+      <w:tblPr>
+        <w:tblW w:type="dxa" w:w="9600"/>
+        <w:tblBorders>
+          <w:top w:val="single" w:color="auto" w:sz="4"/>
+          <w:left w:val="single" w:color="auto" w:sz="4"/>
+          <w:bottom w:val="single" w:color="auto" w:sz="4"/>
+          <w:right w:val="single" w:color="auto" w:sz="4"/>
+          <w:insideH w:val="single" w:color="auto" w:sz="4"/>
+          <w:insideV w:val="single" w:color="auto" w:sz="4"/>
+        </w:tblBorders>
+      </w:tblPr>
+      <w:tblGrid>
+        <w:gridCol w:w="100"/>
+        <w:gridCol w:w="100"/>
+      </w:tblGrid>
+      <w:tr>
+        <w:tc>
+          <w:tcPr>
+            <w:tcW w:type="dxa" w:w="2400"/>
+          </w:tcPr>
+          <w:p>
+            <w:r>
+              <w:rPr>
+                <w:b/>
+                <w:bCs/>
+                <w:sz w:val="18"/>
+                <w:szCs w:val="18"/>
+              </w:rPr>
+              <w:t xml:space="preserve">Path</w:t>
+            </w:r>
+          </w:p>
+        </w:tc>
+        <w:tc>
+          <w:tcPr>
+            <w:tcW w:type="dxa" w:w="2400"/>
+          </w:tcPr>
+          <w:p>
+            <w:r>
+              <w:rPr>
+                <w:b/>
+                <w:bCs/>
+                <w:sz w:val="18"/>
+                <w:szCs w:val="18"/>
+              </w:rPr>
               <w:t xml:space="preserve">Purpose</w:t>
             </w:r>
           </w:p>
@@ -3216,6 +3635,40 @@
                 <w:szCs w:val="18"/>
               </w:rPr>
               <w:t xml:space="preserve">Public register (grade+section for Student)</w:t>
+            </w:r>
+          </w:p>
+        </w:tc>
+      </w:tr>
+      <w:tr>
+        <w:tc>
+          <w:tcPr>
+            <w:tcW w:type="dxa" w:w="2400"/>
+          </w:tcPr>
+          <w:p>
+            <w:r>
+              <w:rPr>
+                <w:b w:val="false"/>
+                <w:bCs w:val="false"/>
+                <w:sz w:val="18"/>
+                <w:szCs w:val="18"/>
+              </w:rPr>
+              <w:t xml:space="preserve">/parent/children</w:t>
+            </w:r>
+          </w:p>
+        </w:tc>
+        <w:tc>
+          <w:tcPr>
+            <w:tcW w:type="dxa" w:w="2400"/>
+          </w:tcPr>
+          <w:p>
+            <w:r>
+              <w:rPr>
+                <w:b w:val="false"/>
+                <w:bCs w:val="false"/>
+                <w:sz w:val="18"/>
+                <w:szCs w:val="18"/>
+              </w:rPr>
+              <w:t xml:space="preserve">Parent: linked children + Child groups panel</w:t>
             </w:r>
           </w:p>
         </w:tc>
@@ -3643,6 +4096,40 @@
           </w:p>
         </w:tc>
       </w:tr>
+      <w:tr>
+        <w:tc>
+          <w:tcPr>
+            <w:tcW w:type="dxa" w:w="2400"/>
+          </w:tcPr>
+          <w:p>
+            <w:r>
+              <w:rPr>
+                <w:b w:val="false"/>
+                <w:bCs w:val="false"/>
+                <w:sz w:val="18"/>
+                <w:szCs w:val="18"/>
+              </w:rPr>
+              <w:t xml:space="preserve">/parent/children</w:t>
+            </w:r>
+          </w:p>
+        </w:tc>
+        <w:tc>
+          <w:tcPr>
+            <w:tcW w:type="dxa" w:w="2400"/>
+          </w:tcPr>
+          <w:p>
+            <w:r>
+              <w:rPr>
+                <w:b w:val="false"/>
+                <w:bCs w:val="false"/>
+                <w:sz w:val="18"/>
+                <w:szCs w:val="18"/>
+              </w:rPr>
+              <w:t xml:space="preserve">Parent: linked children + Groups tab</w:t>
+            </w:r>
+          </w:p>
+        </w:tc>
+      </w:tr>
     </w:tbl>
     <w:tbl>
       <w:tblPr>
@@ -4686,6 +5173,92 @@
     </w:p>
     <w:p>
       <w:pPr>
+        <w:pStyle w:val="Heading2"/>
+        <w:spacing w:after="120" w:before="240"/>
+      </w:pPr>
+      <w:r>
+        <w:rPr>
+          <w:b/>
+          <w:bCs/>
+          <w:color w:val="2E74B5"/>
+          <w:sz w:val="26"/>
+          <w:szCs w:val="26"/>
+        </w:rPr>
+        <w:t xml:space="preserve">STU-15 — Parent creates a child group</w:t>
+      </w:r>
+    </w:p>
+    <w:p>
+      <w:pPr>
+        <w:spacing w:after="120"/>
+      </w:pPr>
+      <w:r>
+        <w:rPr>
+          <w:sz w:val="22"/>
+          <w:szCs w:val="22"/>
+        </w:rPr>
+        <w:t xml:space="preserve">Steps: Parent on /parent/children (or mobile Groups tab) creates “Weekend practice” and adds two linked children.</w:t>
+      </w:r>
+    </w:p>
+    <w:p>
+      <w:pPr>
+        <w:spacing w:after="120"/>
+      </w:pPr>
+      <w:r>
+        <w:rPr>
+          <w:b/>
+          <w:bCs/>
+          <w:color w:val="166534"/>
+          <w:sz w:val="22"/>
+          <w:szCs w:val="22"/>
+        </w:rPr>
+        <w:t xml:space="preserve">Expected: Group stored on student_groups with creator_role=Parent. GET /parents/me/groups returns the group and both members.</w:t>
+      </w:r>
+    </w:p>
+    <w:p>
+      <w:pPr>
+        <w:pStyle w:val="Heading2"/>
+        <w:spacing w:after="120" w:before="240"/>
+      </w:pPr>
+      <w:r>
+        <w:rPr>
+          <w:b/>
+          <w:bCs/>
+          <w:color w:val="2E74B5"/>
+          <w:sz w:val="26"/>
+          <w:szCs w:val="26"/>
+        </w:rPr>
+        <w:t xml:space="preserve">STU-16 — Parent group members must be linked</w:t>
+      </w:r>
+    </w:p>
+    <w:p>
+      <w:pPr>
+        <w:spacing w:after="120"/>
+      </w:pPr>
+      <w:r>
+        <w:rPr>
+          <w:sz w:val="22"/>
+          <w:szCs w:val="22"/>
+        </w:rPr>
+        <w:t xml:space="preserve">Steps: Parent tries to add a student who is not linked to their account.</w:t>
+      </w:r>
+    </w:p>
+    <w:p>
+      <w:pPr>
+        <w:spacing w:after="120"/>
+      </w:pPr>
+      <w:r>
+        <w:rPr>
+          <w:b/>
+          <w:bCs/>
+          <w:color w:val="166534"/>
+          <w:sz w:val="22"/>
+          <w:szCs w:val="22"/>
+        </w:rPr>
+        <w:t xml:space="preserve">Expected: Validation: only linked children can be group members.</w:t>
+      </w:r>
+    </w:p>
+    <w:p>
+      <w:pPr>
         <w:pStyle w:val="Heading1"/>
         <w:spacing w:after="120" w:before="240"/>
       </w:pPr>
@@ -4892,6 +5465,32 @@
           <w:szCs w:val="22"/>
         </w:rPr>
         <w:t xml:space="preserve">• ☐ No student-facing my-parents API.</w:t>
+      </w:r>
+    </w:p>
+    <w:p>
+      <w:pPr>
+        <w:spacing w:after="60"/>
+        <w:ind w:left="360"/>
+      </w:pPr>
+      <w:r>
+        <w:rPr>
+          <w:sz w:val="22"/>
+          <w:szCs w:val="22"/>
+        </w:rPr>
+        <w:t xml:space="preserve">• ☐ Parent can create/manage child groups on /parent/children (web) and My children → Groups (mobile).</w:t>
+      </w:r>
+    </w:p>
+    <w:p>
+      <w:pPr>
+        <w:spacing w:after="60"/>
+        <w:ind w:left="360"/>
+      </w:pPr>
+      <w:r>
+        <w:rPr>
+          <w:sz w:val="22"/>
+          <w:szCs w:val="22"/>
+        </w:rPr>
+        <w:t xml:space="preserve">• ☐ Parent group members must be linked children; storage is student_groups (creator_role=Parent), not a new table.</w:t>
       </w:r>
     </w:p>
     <w:sectPr>

--- a/docs/04_RankUp_Students_QA.docx
+++ b/docs/04_RankUp_Students_QA.docx
@@ -2174,7 +2174,7 @@
                 <w:sz w:val="18"/>
                 <w:szCs w:val="18"/>
               </w:rPr>
-              <w:t xml:space="preserve">/parent/children — linked children list plus Child groups panel (create, pick group, add/remove members).</w:t>
+              <w:t xml:space="preserve">/parent/children — tabs like My students: Children and Groups (create, pick group, add/remove members).</w:t>
             </w:r>
           </w:p>
         </w:tc>
@@ -3668,7 +3668,7 @@
                 <w:sz w:val="18"/>
                 <w:szCs w:val="18"/>
               </w:rPr>
-              <w:t xml:space="preserve">Parent: linked children + Child groups panel</w:t>
+              <w:t xml:space="preserve">Parent: Children and Groups tabs</w:t>
             </w:r>
           </w:p>
         </w:tc>

--- a/docs/04_RankUp_Students_QA.docx
+++ b/docs/04_RankUp_Students_QA.docx
@@ -2620,7 +2620,7 @@
           <w:sz w:val="22"/>
           <w:szCs w:val="22"/>
         </w:rPr>
-        <w:t xml:space="preserve">• Attempts: AllowedAttempts quota; Allow Retry may add extras</w:t>
+        <w:t xml:space="preserve">• Attempts: One attempt by default; Allow Retry or reassign may add extras</w:t>
       </w:r>
     </w:p>
     <w:p>
@@ -3396,7 +3396,7 @@
                 <w:sz w:val="18"/>
                 <w:szCs w:val="18"/>
               </w:rPr>
-              <w:t xml:space="preserve">Assigned quizzes</w:t>
+              <w:t xml:space="preserve">Assigned quizzes. After submit, no View result until the due date; View result after the window ends.</w:t>
             </w:r>
           </w:p>
         </w:tc>
@@ -3430,7 +3430,7 @@
                 <w:sz w:val="18"/>
                 <w:szCs w:val="18"/>
               </w:rPr>
-              <w:t xml:space="preserve">Detail / start</w:t>
+              <w:t xml:space="preserve">Detail / start. Your attempts list is collapsed until the student shows it. View result only after the due date.</w:t>
             </w:r>
           </w:p>
         </w:tc>
@@ -3498,7 +3498,7 @@
                 <w:sz w:val="18"/>
                 <w:szCs w:val="18"/>
               </w:rPr>
-              <w:t xml:space="preserve">Result</w:t>
+              <w:t xml:space="preserve">Result (auto-graded after due date; full after owner Completed)</w:t>
             </w:r>
           </w:p>
         </w:tc>

--- a/docs/04_RankUp_Students_QA.docx
+++ b/docs/04_RankUp_Students_QA.docx
@@ -2620,7 +2620,7 @@
           <w:sz w:val="22"/>
           <w:szCs w:val="22"/>
         </w:rPr>
-        <w:t xml:space="preserve">• Attempts: One attempt by default; Allow Retry or reassign may add extras</w:t>
+        <w:t xml:space="preserve">• Attempts: Exactly one attempt. Retry and reassign of the same quiz are not allowed</w:t>
       </w:r>
     </w:p>
     <w:p>

--- a/docs/04_RankUp_Students_QA.docx
+++ b/docs/04_RankUp_Students_QA.docx
@@ -3669,6 +3669,40 @@
                 <w:szCs w:val="18"/>
               </w:rPr>
               <w:t xml:space="preserve">Parent: Children and Groups tabs</w:t>
+            </w:r>
+          </w:p>
+        </w:tc>
+      </w:tr>
+      <w:tr>
+        <w:tc>
+          <w:tcPr>
+            <w:tcW w:type="dxa" w:w="2400"/>
+          </w:tcPr>
+          <w:p>
+            <w:r>
+              <w:rPr>
+                <w:b w:val="false"/>
+                <w:bCs w:val="false"/>
+                <w:sz w:val="18"/>
+                <w:szCs w:val="18"/>
+              </w:rPr>
+              <w:t xml:space="preserve">/parent/children/:studentId/history</w:t>
+            </w:r>
+          </w:p>
+        </w:tc>
+        <w:tc>
+          <w:tcPr>
+            <w:tcW w:type="dxa" w:w="2400"/>
+          </w:tcPr>
+          <w:p>
+            <w:r>
+              <w:rPr>
+                <w:b w:val="false"/>
+                <w:bCs w:val="false"/>
+                <w:sz w:val="18"/>
+                <w:szCs w:val="18"/>
+              </w:rPr>
+              <w:t xml:space="preserve">Linked-child quiz history: compact header/stats + themed table (Quiz, Best %, Result, Last submitted, Actions). No Attempts column.</w:t>
             </w:r>
           </w:p>
         </w:tc>
@@ -4126,6 +4160,40 @@
                 <w:szCs w:val="18"/>
               </w:rPr>
               <w:t xml:space="preserve">Parent: linked children + Groups tab</w:t>
+            </w:r>
+          </w:p>
+        </w:tc>
+      </w:tr>
+      <w:tr>
+        <w:tc>
+          <w:tcPr>
+            <w:tcW w:type="dxa" w:w="2400"/>
+          </w:tcPr>
+          <w:p>
+            <w:r>
+              <w:rPr>
+                <w:b w:val="false"/>
+                <w:bCs w:val="false"/>
+                <w:sz w:val="18"/>
+                <w:szCs w:val="18"/>
+              </w:rPr>
+              <w:t xml:space="preserve">/parent/children/:studentId/history</w:t>
+            </w:r>
+          </w:p>
+        </w:tc>
+        <w:tc>
+          <w:tcPr>
+            <w:tcW w:type="dxa" w:w="2400"/>
+          </w:tcPr>
+          <w:p>
+            <w:r>
+              <w:rPr>
+                <w:b w:val="false"/>
+                <w:bCs w:val="false"/>
+                <w:sz w:val="18"/>
+                <w:szCs w:val="18"/>
+              </w:rPr>
+              <w:t xml:space="preserve">Linked-child quiz history. No Attempts count (one attempt).</w:t>
             </w:r>
           </w:p>
         </w:tc>

--- a/docs/04_RankUp_Students_QA.docx
+++ b/docs/04_RankUp_Students_QA.docx
@@ -1435,6 +1435,40 @@
                 <w:sz w:val="18"/>
                 <w:szCs w:val="18"/>
               </w:rPr>
+              <w:t xml:space="preserve">Directory student quiz history UI</w:t>
+            </w:r>
+          </w:p>
+        </w:tc>
+        <w:tc>
+          <w:tcPr>
+            <w:tcW w:type="dxa" w:w="2400"/>
+          </w:tcPr>
+          <w:p>
+            <w:r>
+              <w:rPr>
+                <w:b w:val="false"/>
+                <w:bCs w:val="false"/>
+                <w:sz w:val="18"/>
+                <w:szCs w:val="18"/>
+              </w:rPr>
+              <w:t xml:space="preserve">On `/admin/directory?tab=students` tiles and `/admin/directory/students` rows: History icon opens dialog of that student’s quiz history via GET /api/reports/students/{id}/quiz-history. View result → attempt review when attemptId present.</w:t>
+            </w:r>
+          </w:p>
+        </w:tc>
+      </w:tr>
+      <w:tr>
+        <w:tc>
+          <w:tcPr>
+            <w:tcW w:type="dxa" w:w="2400"/>
+          </w:tcPr>
+          <w:p>
+            <w:r>
+              <w:rPr>
+                <w:b w:val="false"/>
+                <w:bCs w:val="false"/>
+                <w:sz w:val="18"/>
+                <w:szCs w:val="18"/>
+              </w:rPr>
               <w:t xml:space="preserve">POST /directory/students</w:t>
             </w:r>
           </w:p>
@@ -3600,7 +3634,41 @@
                 <w:sz w:val="18"/>
                 <w:szCs w:val="18"/>
               </w:rPr>
-              <w:t xml:space="preserve">Admin directory (not student session)</w:t>
+              <w:t xml:space="preserve">Admin directory (not student session). History icon → student quiz history dialog.</w:t>
+            </w:r>
+          </w:p>
+        </w:tc>
+      </w:tr>
+      <w:tr>
+        <w:tc>
+          <w:tcPr>
+            <w:tcW w:type="dxa" w:w="2400"/>
+          </w:tcPr>
+          <w:p>
+            <w:r>
+              <w:rPr>
+                <w:b w:val="false"/>
+                <w:bCs w:val="false"/>
+                <w:sz w:val="18"/>
+                <w:szCs w:val="18"/>
+              </w:rPr>
+              <w:t xml:space="preserve">/admin/directory?tab=students</w:t>
+            </w:r>
+          </w:p>
+        </w:tc>
+        <w:tc>
+          <w:tcPr>
+            <w:tcW w:type="dxa" w:w="2400"/>
+          </w:tcPr>
+          <w:p>
+            <w:r>
+              <w:rPr>
+                <w:b w:val="false"/>
+                <w:bCs w:val="false"/>
+                <w:sz w:val="18"/>
+                <w:szCs w:val="18"/>
+              </w:rPr>
+              <w:t xml:space="preserve">School Directory students tab: History icon on each active student tile → quiz history dialog.</w:t>
             </w:r>
           </w:p>
         </w:tc>

--- a/docs/04_RankUp_Students_QA.docx
+++ b/docs/04_RankUp_Students_QA.docx
@@ -270,6 +270,40 @@
                 <w:sz w:val="18"/>
                 <w:szCs w:val="18"/>
               </w:rPr>
+              <w:t xml:space="preserve">Class history table</w:t>
+            </w:r>
+          </w:p>
+        </w:tc>
+        <w:tc>
+          <w:tcPr>
+            <w:tcW w:type="dxa" w:w="2400"/>
+          </w:tcPr>
+          <w:p>
+            <w:r>
+              <w:rPr>
+                <w:b w:val="false"/>
+                <w:bCs w:val="false"/>
+                <w:sz w:val="18"/>
+                <w:szCs w:val="18"/>
+              </w:rPr>
+              <w:t xml:space="preserve">app_user_student_class_history: one open row (ended_at null) = current placement; closed rows keep prior grade/section periods. Written on directory create/update and registration activate; existing students backfilled on schema init.</w:t>
+            </w:r>
+          </w:p>
+        </w:tc>
+      </w:tr>
+      <w:tr>
+        <w:tc>
+          <w:tcPr>
+            <w:tcW w:type="dxa" w:w="2400"/>
+          </w:tcPr>
+          <w:p>
+            <w:r>
+              <w:rPr>
+                <w:b w:val="false"/>
+                <w:bCs w:val="false"/>
+                <w:sz w:val="18"/>
+                <w:szCs w:val="18"/>
+              </w:rPr>
               <w:t xml:space="preserve">School / campus</w:t>
             </w:r>
           </w:p>
@@ -355,6 +389,40 @@
                 <w:szCs w:val="18"/>
               </w:rPr>
               <w:t xml:space="preserve">PUT /auth/me updates name/mobile/email/CNIC only — not grade/section (admins use directory).</w:t>
+            </w:r>
+          </w:p>
+        </w:tc>
+      </w:tr>
+      <w:tr>
+        <w:tc>
+          <w:tcPr>
+            <w:tcW w:type="dxa" w:w="2400"/>
+          </w:tcPr>
+          <w:p>
+            <w:r>
+              <w:rPr>
+                <w:b w:val="false"/>
+                <w:bCs w:val="false"/>
+                <w:sz w:val="18"/>
+                <w:szCs w:val="18"/>
+              </w:rPr>
+              <w:t xml:space="preserve">Self class history</w:t>
+            </w:r>
+          </w:p>
+        </w:tc>
+        <w:tc>
+          <w:tcPr>
+            <w:tcW w:type="dxa" w:w="2400"/>
+          </w:tcPr>
+          <w:p>
+            <w:r>
+              <w:rPr>
+                <w:b w:val="false"/>
+                <w:bCs w:val="false"/>
+                <w:sz w:val="18"/>
+                <w:szCs w:val="18"/>
+              </w:rPr>
+              <w:t xml:space="preserve">GET /students/me/class-history — Student only; newest first. Shown read-only on web /account.</w:t>
             </w:r>
           </w:p>
         </w:tc>
@@ -1249,7 +1317,7 @@
                 <w:sz w:val="18"/>
                 <w:szCs w:val="18"/>
               </w:rPr>
-              <w:t xml:space="preserve">CreateProfileForRoleAsync uses registration_grade + registration_section — no hardcoded grade 1 / section A</w:t>
+              <w:t xml:space="preserve">CreateProfileForRoleAsync uses registration_grade + registration_section — no hardcoded grade 1 / section A; also opens class-history RegistrationActivate row</w:t>
             </w:r>
           </w:p>
         </w:tc>
@@ -1435,6 +1503,74 @@
                 <w:sz w:val="18"/>
                 <w:szCs w:val="18"/>
               </w:rPr>
+              <w:t xml:space="preserve">Web filters UI</w:t>
+            </w:r>
+          </w:p>
+        </w:tc>
+        <w:tc>
+          <w:tcPr>
+            <w:tcW w:type="dxa" w:w="2400"/>
+          </w:tcPr>
+          <w:p>
+            <w:r>
+              <w:rPr>
+                <w:b w:val="false"/>
+                <w:bCs w:val="false"/>
+                <w:sz w:val="18"/>
+                <w:szCs w:val="18"/>
+              </w:rPr>
+              <w:t xml:space="preserve">PortalAdmin: School + Campus + Grade (Class lookup dropdown) + status. SchoolAdmin: Campus + Grade + status (school locked). CampusAdmin: Grade + status only (school/campus locked; no School/Campus dropdowns).</w:t>
+            </w:r>
+          </w:p>
+        </w:tc>
+      </w:tr>
+      <w:tr>
+        <w:tc>
+          <w:tcPr>
+            <w:tcW w:type="dxa" w:w="2400"/>
+          </w:tcPr>
+          <w:p>
+            <w:r>
+              <w:rPr>
+                <w:b w:val="false"/>
+                <w:bCs w:val="false"/>
+                <w:sz w:val="18"/>
+                <w:szCs w:val="18"/>
+              </w:rPr>
+              <w:t xml:space="preserve">Create/Edit student dialog</w:t>
+            </w:r>
+          </w:p>
+        </w:tc>
+        <w:tc>
+          <w:tcPr>
+            <w:tcW w:type="dxa" w:w="2400"/>
+          </w:tcPr>
+          <w:p>
+            <w:r>
+              <w:rPr>
+                <w:b w:val="false"/>
+                <w:bCs w:val="false"/>
+                <w:sz w:val="18"/>
+                <w:szCs w:val="18"/>
+              </w:rPr>
+              <w:t xml:space="preserve">CampusAdmin: School and Campus fields hidden; placement = signed-in school/campus. SchoolAdmin: School hidden, Campus selectable. Grade is Class lookup dropdown for all roles.</w:t>
+            </w:r>
+          </w:p>
+        </w:tc>
+      </w:tr>
+      <w:tr>
+        <w:tc>
+          <w:tcPr>
+            <w:tcW w:type="dxa" w:w="2400"/>
+          </w:tcPr>
+          <w:p>
+            <w:r>
+              <w:rPr>
+                <w:b w:val="false"/>
+                <w:bCs w:val="false"/>
+                <w:sz w:val="18"/>
+                <w:szCs w:val="18"/>
+              </w:rPr>
               <w:t xml:space="preserve">Directory student quiz history UI</w:t>
             </w:r>
           </w:p>
@@ -1485,7 +1621,7 @@
                 <w:sz w:val="18"/>
                 <w:szCs w:val="18"/>
               </w:rPr>
-              <w:t xml:space="preserve">Requires FullName, email/username, RollNumber, Grade (&gt;0), Section, SchoolId, CampusId. Creates active Student ready for password setup. Does not re-validate Class lookup (unlike register).</w:t>
+              <w:t xml:space="preserve">Requires FullName, email/username, RollNumber, Grade (&gt;0), Section, SchoolId, CampusId. Creates active Student ready for password setup. Does not re-validate Class lookup (unlike register). Opens class-history DirectoryCreate row.</w:t>
             </w:r>
           </w:p>
         </w:tc>
@@ -1519,7 +1655,7 @@
                 <w:sz w:val="18"/>
                 <w:szCs w:val="18"/>
               </w:rPr>
-              <w:t xml:space="preserve">Update name, campus (same school), roll, grade, section (and school/campus where allowed).</w:t>
+              <w:t xml:space="preserve">Update name, campus (same school), roll, grade, section (and school/campus where allowed). Grade/section change closes prior class-history row and opens a new one.</w:t>
             </w:r>
           </w:p>
         </w:tc>
@@ -3601,6 +3737,40 @@
                 <w:szCs w:val="18"/>
               </w:rPr>
               <w:t xml:space="preserve">Class / school peer rankings</w:t>
+            </w:r>
+          </w:p>
+        </w:tc>
+      </w:tr>
+      <w:tr>
+        <w:tc>
+          <w:tcPr>
+            <w:tcW w:type="dxa" w:w="2400"/>
+          </w:tcPr>
+          <w:p>
+            <w:r>
+              <w:rPr>
+                <w:b w:val="false"/>
+                <w:bCs w:val="false"/>
+                <w:sz w:val="18"/>
+                <w:szCs w:val="18"/>
+              </w:rPr>
+              <w:t xml:space="preserve">/account</w:t>
+            </w:r>
+          </w:p>
+        </w:tc>
+        <w:tc>
+          <w:tcPr>
+            <w:tcW w:type="dxa" w:w="2400"/>
+          </w:tcPr>
+          <w:p>
+            <w:r>
+              <w:rPr>
+                <w:b w:val="false"/>
+                <w:bCs w:val="false"/>
+                <w:sz w:val="18"/>
+                <w:szCs w:val="18"/>
+              </w:rPr>
+              <w:t xml:space="preserve">Student: Class history section (GET /students/me/class-history) — prior + current grade/section periods</w:t>
             </w:r>
           </w:p>
         </w:tc>
@@ -4960,7 +5130,7 @@
           <w:sz w:val="22"/>
           <w:szCs w:val="22"/>
         </w:rPr>
-        <w:t xml:space="preserve">Expected: Active Student provisioned; ready for set-initial-password.</w:t>
+        <w:t xml:space="preserve">Expected: Active Student provisioned; ready for set-initial-password; class-history open row created.</w:t>
       </w:r>
     </w:p>
     <w:p>
@@ -4976,7 +5146,7 @@
           <w:sz w:val="26"/>
           <w:szCs w:val="26"/>
         </w:rPr>
-        <w:t xml:space="preserve">STU-07 — History self only</w:t>
+        <w:t xml:space="preserve">STU-06b — Class history on promote</w:t>
       </w:r>
     </w:p>
     <w:p>
@@ -4988,7 +5158,7 @@
           <w:sz w:val="22"/>
           <w:szCs w:val="22"/>
         </w:rPr>
-        <w:t xml:space="preserve">Steps: Student A requests quiz-history for Student B.</w:t>
+        <w:t xml:space="preserve">Steps: Directory updates student from grade 1 to grade 4.</w:t>
       </w:r>
     </w:p>
     <w:p>
@@ -5003,7 +5173,7 @@
           <w:sz w:val="22"/>
           <w:szCs w:val="22"/>
         </w:rPr>
-        <w:t xml:space="preserve">Expected: 403 Forbidden.</w:t>
+        <w:t xml:space="preserve">Expected: Prior row ended_at set; new open row for grade 4; Account /account lists both.</w:t>
       </w:r>
     </w:p>
     <w:p>
@@ -5019,7 +5189,7 @@
           <w:sz w:val="26"/>
           <w:szCs w:val="26"/>
         </w:rPr>
-        <w:t xml:space="preserve">STU-08 — Class rankings</w:t>
+        <w:t xml:space="preserve">STU-07 — History self only</w:t>
       </w:r>
     </w:p>
     <w:p>
@@ -5031,7 +5201,7 @@
           <w:sz w:val="22"/>
           <w:szCs w:val="22"/>
         </w:rPr>
-        <w:t xml:space="preserve">Steps: Two classmates submit quizzes; open /student/rankings (class).</w:t>
+        <w:t xml:space="preserve">Steps: Student A requests quiz-history for Student B.</w:t>
       </w:r>
     </w:p>
     <w:p>
@@ -5046,7 +5216,7 @@
           <w:sz w:val="22"/>
           <w:szCs w:val="22"/>
         </w:rPr>
-        <w:t xml:space="preserve">Expected: Ordered by best %; current user highlighted with myRank.</w:t>
+        <w:t xml:space="preserve">Expected: 403 Forbidden.</w:t>
       </w:r>
     </w:p>
     <w:p>
@@ -5062,7 +5232,7 @@
           <w:sz w:val="26"/>
           <w:szCs w:val="26"/>
         </w:rPr>
-        <w:t xml:space="preserve">STU-09 — School rankings</w:t>
+        <w:t xml:space="preserve">STU-08 — Class rankings</w:t>
       </w:r>
     </w:p>
     <w:p>
@@ -5074,7 +5244,7 @@
           <w:sz w:val="22"/>
           <w:szCs w:val="22"/>
         </w:rPr>
-        <w:t xml:space="preserve">Steps: Toggle scope=school.</w:t>
+        <w:t xml:space="preserve">Steps: Two classmates submit quizzes; open /student/rankings (class).</w:t>
       </w:r>
     </w:p>
     <w:p>
@@ -5089,7 +5259,7 @@
           <w:sz w:val="22"/>
           <w:szCs w:val="22"/>
         </w:rPr>
-        <w:t xml:space="preserve">Expected: Cohort expands to school peers; staff /reports/rankings still blocked for Student.</w:t>
+        <w:t xml:space="preserve">Expected: Ordered by best %; current user highlighted with myRank.</w:t>
       </w:r>
     </w:p>
     <w:p>
@@ -5105,7 +5275,7 @@
           <w:sz w:val="26"/>
           <w:szCs w:val="26"/>
         </w:rPr>
-        <w:t xml:space="preserve">STU-10 — Quiz device lock</w:t>
+        <w:t xml:space="preserve">STU-09 — School rankings</w:t>
       </w:r>
     </w:p>
     <w:p>
@@ -5117,7 +5287,7 @@
           <w:sz w:val="22"/>
           <w:szCs w:val="22"/>
         </w:rPr>
-        <w:t xml:space="preserve">Steps: Start attempt on device A; continue draft on device B.</w:t>
+        <w:t xml:space="preserve">Steps: Toggle scope=school.</w:t>
       </w:r>
     </w:p>
     <w:p>
@@ -5132,7 +5302,7 @@
           <w:sz w:val="22"/>
           <w:szCs w:val="22"/>
         </w:rPr>
-        <w:t xml:space="preserve">Expected: Locked to the device that started it.</w:t>
+        <w:t xml:space="preserve">Expected: Cohort expands to school peers; staff /reports/rankings still blocked for Student.</w:t>
       </w:r>
     </w:p>
     <w:p>
@@ -5148,7 +5318,7 @@
           <w:sz w:val="26"/>
           <w:szCs w:val="26"/>
         </w:rPr>
-        <w:t xml:space="preserve">STU-11 — School change locks Student</w:t>
+        <w:t xml:space="preserve">STU-10 — Quiz device lock</w:t>
       </w:r>
     </w:p>
     <w:p>
@@ -5160,7 +5330,7 @@
           <w:sz w:val="22"/>
           <w:szCs w:val="22"/>
         </w:rPr>
-        <w:t xml:space="preserve">Steps: Student requests school change.</w:t>
+        <w:t xml:space="preserve">Steps: Start attempt on device A; continue draft on device B.</w:t>
       </w:r>
     </w:p>
     <w:p>
@@ -5175,7 +5345,7 @@
           <w:sz w:val="22"/>
           <w:szCs w:val="22"/>
         </w:rPr>
-        <w:t xml:space="preserve">Expected: Account fully locked until destination/Portal admin approves or rejects.</w:t>
+        <w:t xml:space="preserve">Expected: Locked to the device that started it.</w:t>
       </w:r>
     </w:p>
     <w:p>
@@ -5191,7 +5361,7 @@
           <w:sz w:val="26"/>
           <w:szCs w:val="26"/>
         </w:rPr>
-        <w:t xml:space="preserve">STU-12 — Dashboard honesty</w:t>
+        <w:t xml:space="preserve">STU-11 — School change locks Student</w:t>
       </w:r>
     </w:p>
     <w:p>
@@ -5203,7 +5373,7 @@
           <w:sz w:val="22"/>
           <w:szCs w:val="22"/>
         </w:rPr>
-        <w:t xml:space="preserve">Steps: Open Web and Mobile student home with no fabricated APIs.</w:t>
+        <w:t xml:space="preserve">Steps: Student requests school change.</w:t>
       </w:r>
     </w:p>
     <w:p>
@@ -5218,7 +5388,7 @@
           <w:sz w:val="22"/>
           <w:szCs w:val="22"/>
         </w:rPr>
-        <w:t xml:space="preserve">Expected: No fake rank/AI/weak-topic cards; quiz stats from assigned quizzes only.</w:t>
+        <w:t xml:space="preserve">Expected: Account fully locked until destination/Portal admin approves or rejects.</w:t>
       </w:r>
     </w:p>
     <w:p>
@@ -5234,7 +5404,7 @@
           <w:sz w:val="26"/>
           <w:szCs w:val="26"/>
         </w:rPr>
-        <w:t xml:space="preserve">STU-13 — Parent link invisible to student</w:t>
+        <w:t xml:space="preserve">STU-12 — Dashboard honesty</w:t>
       </w:r>
     </w:p>
     <w:p>
@@ -5246,7 +5416,7 @@
           <w:sz w:val="22"/>
           <w:szCs w:val="22"/>
         </w:rPr>
-        <w:t xml:space="preserve">Steps: Admin links parent↔student; student opens profile/home.</w:t>
+        <w:t xml:space="preserve">Steps: Open Web and Mobile student home with no fabricated APIs.</w:t>
       </w:r>
     </w:p>
     <w:p>
@@ -5261,7 +5431,7 @@
           <w:sz w:val="22"/>
           <w:szCs w:val="22"/>
         </w:rPr>
-        <w:t xml:space="preserve">Expected: No “my parents” list for the student.</w:t>
+        <w:t xml:space="preserve">Expected: No fake rank/AI/weak-topic cards; quiz stats from assigned quizzes only.</w:t>
       </w:r>
     </w:p>
     <w:p>
@@ -5277,7 +5447,7 @@
           <w:sz w:val="26"/>
           <w:szCs w:val="26"/>
         </w:rPr>
-        <w:t xml:space="preserve">STU-14 — Role exclusivity</w:t>
+        <w:t xml:space="preserve">STU-13 — Parent link invisible to student</w:t>
       </w:r>
     </w:p>
     <w:p>
@@ -5289,7 +5459,7 @@
           <w:sz w:val="22"/>
           <w:szCs w:val="22"/>
         </w:rPr>
-        <w:t xml:space="preserve">Steps: Try grant Teacher onto a Student account (or reverse).</w:t>
+        <w:t xml:space="preserve">Steps: Admin links parent↔student; student opens profile/home.</w:t>
       </w:r>
     </w:p>
     <w:p>
@@ -5304,7 +5474,7 @@
           <w:sz w:val="22"/>
           <w:szCs w:val="22"/>
         </w:rPr>
-        <w:t xml:space="preserve">Expected: Business rule: Student accounts cannot be combined with other roles.</w:t>
+        <w:t xml:space="preserve">Expected: No “my parents” list for the student.</w:t>
       </w:r>
     </w:p>
     <w:p>
@@ -5320,7 +5490,7 @@
           <w:sz w:val="26"/>
           <w:szCs w:val="26"/>
         </w:rPr>
-        <w:t xml:space="preserve">STU-15 — Parent creates a child group</w:t>
+        <w:t xml:space="preserve">STU-14 — Role exclusivity</w:t>
       </w:r>
     </w:p>
     <w:p>
@@ -5332,7 +5502,7 @@
           <w:sz w:val="22"/>
           <w:szCs w:val="22"/>
         </w:rPr>
-        <w:t xml:space="preserve">Steps: Parent on /parent/children (or mobile Groups tab) creates “Weekend practice” and adds two linked children.</w:t>
+        <w:t xml:space="preserve">Steps: Try grant Teacher onto a Student account (or reverse).</w:t>
       </w:r>
     </w:p>
     <w:p>
@@ -5347,7 +5517,7 @@
           <w:sz w:val="22"/>
           <w:szCs w:val="22"/>
         </w:rPr>
-        <w:t xml:space="preserve">Expected: Group stored on student_groups with creator_role=Parent. GET /parents/me/groups returns the group and both members.</w:t>
+        <w:t xml:space="preserve">Expected: Business rule: Student accounts cannot be combined with other roles.</w:t>
       </w:r>
     </w:p>
     <w:p>
@@ -5363,7 +5533,7 @@
           <w:sz w:val="26"/>
           <w:szCs w:val="26"/>
         </w:rPr>
-        <w:t xml:space="preserve">STU-16 — Parent group members must be linked</w:t>
+        <w:t xml:space="preserve">STU-15 — Parent creates a child group</w:t>
       </w:r>
     </w:p>
     <w:p>
@@ -5375,7 +5545,7 @@
           <w:sz w:val="22"/>
           <w:szCs w:val="22"/>
         </w:rPr>
-        <w:t xml:space="preserve">Steps: Parent tries to add a student who is not linked to their account.</w:t>
+        <w:t xml:space="preserve">Steps: Parent on /parent/children (or mobile Groups tab) creates “Weekend practice” and adds two linked children.</w:t>
       </w:r>
     </w:p>
     <w:p>
@@ -5390,6 +5560,49 @@
           <w:sz w:val="22"/>
           <w:szCs w:val="22"/>
         </w:rPr>
+        <w:t xml:space="preserve">Expected: Group stored on student_groups with creator_role=Parent. GET /parents/me/groups returns the group and both members.</w:t>
+      </w:r>
+    </w:p>
+    <w:p>
+      <w:pPr>
+        <w:pStyle w:val="Heading2"/>
+        <w:spacing w:after="120" w:before="240"/>
+      </w:pPr>
+      <w:r>
+        <w:rPr>
+          <w:b/>
+          <w:bCs/>
+          <w:color w:val="2E74B5"/>
+          <w:sz w:val="26"/>
+          <w:szCs w:val="26"/>
+        </w:rPr>
+        <w:t xml:space="preserve">STU-16 — Parent group members must be linked</w:t>
+      </w:r>
+    </w:p>
+    <w:p>
+      <w:pPr>
+        <w:spacing w:after="120"/>
+      </w:pPr>
+      <w:r>
+        <w:rPr>
+          <w:sz w:val="22"/>
+          <w:szCs w:val="22"/>
+        </w:rPr>
+        <w:t xml:space="preserve">Steps: Parent tries to add a student who is not linked to their account.</w:t>
+      </w:r>
+    </w:p>
+    <w:p>
+      <w:pPr>
+        <w:spacing w:after="120"/>
+      </w:pPr>
+      <w:r>
+        <w:rPr>
+          <w:b/>
+          <w:bCs/>
+          <w:color w:val="166534"/>
+          <w:sz w:val="22"/>
+          <w:szCs w:val="22"/>
+        </w:rPr>
         <w:t xml:space="preserve">Expected: Validation: only linked children can be group members.</w:t>
       </w:r>
     </w:p>
@@ -5471,6 +5684,19 @@
           <w:szCs w:val="22"/>
         </w:rPr>
         <w:t xml:space="preserve">• ☐ Directory create/update requires grade+section+roll.</w:t>
+      </w:r>
+    </w:p>
+    <w:p>
+      <w:pPr>
+        <w:spacing w:after="60"/>
+        <w:ind w:left="360"/>
+      </w:pPr>
+      <w:r>
+        <w:rPr>
+          <w:sz w:val="22"/>
+          <w:szCs w:val="22"/>
+        </w:rPr>
+        <w:t xml:space="preserve">• ☐ Class history: create/activate opens a row; grade/section update closes and opens; /account shows GET /students/me/class-history.</w:t>
       </w:r>
     </w:p>
     <w:p>
